--- a/FuncEcol/03_final submission/Manuscript.docx
+++ b/FuncEcol/03_final submission/Manuscript.docx
@@ -140,6 +140,29 @@
       <w:pPr>
         <w:pStyle w:val="Heading2"/>
         <w:spacing w:line="360" w:lineRule="auto"/>
+      </w:pPr>
+      <w:r>
+        <w:t>Keywords</w:t>
+      </w:r>
+    </w:p>
+    <w:p>
+      <w:pPr>
+        <w:pStyle w:val="BodyText"/>
+      </w:pPr>
+      <w:r>
+        <w:t xml:space="preserve">Cognition, Corticosterone, Incubation temperature, Mitochondria, </w:t>
+      </w:r>
+      <w:r>
+        <w:t xml:space="preserve">Prey detection, </w:t>
+      </w:r>
+      <w:r>
+        <w:t>Reptiles</w:t>
+      </w:r>
+    </w:p>
+    <w:p>
+      <w:pPr>
+        <w:pStyle w:val="Heading2"/>
+        <w:spacing w:line="360" w:lineRule="auto"/>
         <w:rPr>
           <w:rFonts w:cs="Times New Roman"/>
         </w:rPr>
@@ -150,6 +173,7 @@
         <w:rPr>
           <w:rFonts w:cs="Times New Roman"/>
         </w:rPr>
+        <w:lastRenderedPageBreak/>
         <w:t>Introduction</w:t>
       </w:r>
     </w:p>
@@ -180,284 +204,986 @@
         <w:rPr>
           <w:rFonts w:cs="Times New Roman"/>
         </w:rPr>
-        <w:t xml:space="preserve">). Individual variation in cognitive abilities can translate directly into differences in survival </w:t>
-      </w:r>
-      <w:r>
-        <w:rPr>
-          <w:rFonts w:cs="Times New Roman"/>
+        <w:t>). Individual variation in cognitive abilities can translate directly into differences in survival and reproductive success, making cognition a key trait for fitness (</w:t>
+      </w:r>
+      <w:hyperlink w:anchor="ref-dukas_evolutionary_2004">
+        <w:r>
+          <w:rPr>
+            <w:rStyle w:val="Hyperlink"/>
+            <w:rFonts w:cs="Times New Roman"/>
+          </w:rPr>
+          <w:t>Dukas, 2004</w:t>
+        </w:r>
+      </w:hyperlink>
+      <w:r>
+        <w:rPr>
+          <w:rFonts w:cs="Times New Roman"/>
+        </w:rPr>
+        <w:t>). However, between-individual variation is common in wild populations due to a combination of genetic and environmental factors (</w:t>
+      </w:r>
+      <w:hyperlink w:anchor="ref-dukas_evolutionary_2004">
+        <w:r>
+          <w:rPr>
+            <w:rStyle w:val="Hyperlink"/>
+            <w:rFonts w:cs="Times New Roman"/>
+          </w:rPr>
+          <w:t>Dukas, 2004</w:t>
+        </w:r>
+      </w:hyperlink>
+      <w:r>
+        <w:rPr>
+          <w:rFonts w:cs="Times New Roman"/>
+        </w:rPr>
+        <w:t xml:space="preserve">; </w:t>
+      </w:r>
+      <w:hyperlink w:anchor="ref-sakata_neural_2000">
+        <w:r>
+          <w:rPr>
+            <w:rStyle w:val="Hyperlink"/>
+            <w:rFonts w:cs="Times New Roman"/>
+          </w:rPr>
+          <w:t>Sakata et al., 2000</w:t>
+        </w:r>
+      </w:hyperlink>
+      <w:r>
+        <w:rPr>
+          <w:rFonts w:cs="Times New Roman"/>
+        </w:rPr>
+        <w:t>). Early-life conditions, in particular, play a critical role in shaping brain development and cognitive abilities (</w:t>
+      </w:r>
+      <w:hyperlink w:anchor="ref-amiel_effects_2017">
+        <w:r>
+          <w:rPr>
+            <w:rStyle w:val="Hyperlink"/>
+            <w:rFonts w:cs="Times New Roman"/>
+          </w:rPr>
+          <w:t>Amiel et al., 2017</w:t>
+        </w:r>
+      </w:hyperlink>
+      <w:r>
+        <w:rPr>
+          <w:rFonts w:cs="Times New Roman"/>
+        </w:rPr>
+        <w:t xml:space="preserve">; </w:t>
+      </w:r>
+      <w:hyperlink w:anchor="ref-crino_corticosterone_2014-learn">
+        <w:r>
+          <w:rPr>
+            <w:rStyle w:val="Hyperlink"/>
+            <w:rFonts w:cs="Times New Roman"/>
+          </w:rPr>
+          <w:t>Crino et al., 2014</w:t>
+        </w:r>
+      </w:hyperlink>
+      <w:r>
+        <w:rPr>
+          <w:rFonts w:cs="Times New Roman"/>
+        </w:rPr>
+        <w:t xml:space="preserve">; </w:t>
+      </w:r>
+      <w:hyperlink w:anchor="ref-sakata_neural_2000">
+        <w:r>
+          <w:rPr>
+            <w:rStyle w:val="Hyperlink"/>
+            <w:rFonts w:cs="Times New Roman"/>
+          </w:rPr>
+          <w:t>Sakata et al., 2000</w:t>
+        </w:r>
+      </w:hyperlink>
+      <w:r>
+        <w:rPr>
+          <w:rFonts w:cs="Times New Roman"/>
+        </w:rPr>
+        <w:t xml:space="preserve">; </w:t>
+      </w:r>
+      <w:hyperlink w:anchor="ref-zhu_prenatal_2004">
+        <w:r>
+          <w:rPr>
+            <w:rStyle w:val="Hyperlink"/>
+            <w:rFonts w:cs="Times New Roman"/>
+          </w:rPr>
+          <w:t>Zhu et al., 2004</w:t>
+        </w:r>
+      </w:hyperlink>
+      <w:r>
+        <w:rPr>
+          <w:rFonts w:cs="Times New Roman"/>
+        </w:rPr>
+        <w:t>). Yet, the impact of early-life environments has primarily been studied in the context of learning and memory (</w:t>
+      </w:r>
+      <w:hyperlink w:anchor="ref-abayarathna_effects_2020">
+        <w:r>
+          <w:rPr>
+            <w:rStyle w:val="Hyperlink"/>
+            <w:rFonts w:cs="Times New Roman"/>
+          </w:rPr>
+          <w:t>Abayarathna &amp; Webb, 2020</w:t>
+        </w:r>
+      </w:hyperlink>
+      <w:r>
+        <w:rPr>
+          <w:rFonts w:cs="Times New Roman"/>
+        </w:rPr>
+        <w:t xml:space="preserve">; </w:t>
+      </w:r>
+      <w:hyperlink w:anchor="ref-bebus_associative_2016">
+        <w:r>
+          <w:rPr>
+            <w:rStyle w:val="Hyperlink"/>
+            <w:rFonts w:cs="Times New Roman"/>
+          </w:rPr>
+          <w:t>Bebus et al., 2016</w:t>
+        </w:r>
+      </w:hyperlink>
+      <w:r>
+        <w:rPr>
+          <w:rFonts w:cs="Times New Roman"/>
+        </w:rPr>
+        <w:t xml:space="preserve">; </w:t>
+      </w:r>
+      <w:hyperlink w:anchor="ref-crino_corticosterone_2014-learn">
+        <w:r>
+          <w:rPr>
+            <w:rStyle w:val="Hyperlink"/>
+            <w:rFonts w:cs="Times New Roman"/>
+          </w:rPr>
+          <w:t>Crino et al., 2014</w:t>
+        </w:r>
+      </w:hyperlink>
+      <w:r>
+        <w:rPr>
+          <w:rFonts w:cs="Times New Roman"/>
+        </w:rPr>
+        <w:t xml:space="preserve">; </w:t>
+      </w:r>
+      <w:hyperlink w:anchor="ref-zhu_prenatal_2004">
+        <w:r>
+          <w:rPr>
+            <w:rStyle w:val="Hyperlink"/>
+            <w:rFonts w:cs="Times New Roman"/>
+          </w:rPr>
+          <w:t>Zhu et al., 2004</w:t>
+        </w:r>
+      </w:hyperlink>
+      <w:r>
+        <w:rPr>
+          <w:rFonts w:cs="Times New Roman"/>
+        </w:rPr>
+        <w:t xml:space="preserve">), neglecting how other important cognitive domains such as stimuli detection and recognition might be affected (but see </w:t>
+      </w:r>
+      <w:hyperlink w:anchor="ref-burger_antipredator_1998">
+        <w:r>
+          <w:rPr>
+            <w:rStyle w:val="Hyperlink"/>
+            <w:rFonts w:cs="Times New Roman"/>
+          </w:rPr>
+          <w:t>Burger, 1998</w:t>
+        </w:r>
+      </w:hyperlink>
+      <w:r>
+        <w:rPr>
+          <w:rFonts w:cs="Times New Roman"/>
+        </w:rPr>
+        <w:t>). Stimuli detection is an often overlooked, but fundamental cognitive process, critical for locating prey, avoiding predators, and interacting with conspecifics (</w:t>
+      </w:r>
+      <w:hyperlink w:anchor="ref-burger_antipredator_1998">
+        <w:r>
+          <w:rPr>
+            <w:rStyle w:val="Hyperlink"/>
+            <w:rFonts w:cs="Times New Roman"/>
+          </w:rPr>
+          <w:t>Burger, 1998</w:t>
+        </w:r>
+      </w:hyperlink>
+      <w:r>
+        <w:rPr>
+          <w:rFonts w:cs="Times New Roman"/>
+        </w:rPr>
+        <w:t xml:space="preserve">; </w:t>
+      </w:r>
+      <w:hyperlink w:anchor="ref-desfilis2003stimulus">
+        <w:r>
+          <w:rPr>
+            <w:rStyle w:val="Hyperlink"/>
+            <w:rFonts w:cs="Times New Roman"/>
+          </w:rPr>
+          <w:t>Desfilis et al., 2003</w:t>
+        </w:r>
+      </w:hyperlink>
+      <w:r>
+        <w:rPr>
+          <w:rFonts w:cs="Times New Roman"/>
+        </w:rPr>
+        <w:t xml:space="preserve">; </w:t>
+      </w:r>
+      <w:hyperlink w:anchor="ref-hairston1982fish">
+        <w:r>
+          <w:rPr>
+            <w:rStyle w:val="Hyperlink"/>
+            <w:rFonts w:cs="Times New Roman"/>
+          </w:rPr>
+          <w:t>Hairston Jr et al., 1982</w:t>
+        </w:r>
+      </w:hyperlink>
+      <w:r>
+        <w:rPr>
+          <w:rFonts w:cs="Times New Roman"/>
+        </w:rPr>
+        <w:t xml:space="preserve">; </w:t>
+      </w:r>
+      <w:hyperlink w:anchor="ref-pyke1984optimal">
+        <w:r>
+          <w:rPr>
+            <w:rStyle w:val="Hyperlink"/>
+            <w:rFonts w:cs="Times New Roman"/>
+          </w:rPr>
+          <w:t>Pyke, 1984</w:t>
+        </w:r>
+      </w:hyperlink>
+      <w:r>
+        <w:rPr>
+          <w:rFonts w:cs="Times New Roman"/>
+        </w:rPr>
+        <w:t xml:space="preserve">; </w:t>
+      </w:r>
+      <w:hyperlink w:anchor="ref-recio2023conspecific">
+        <w:r>
+          <w:rPr>
+            <w:rStyle w:val="Hyperlink"/>
+            <w:rFonts w:cs="Times New Roman"/>
+          </w:rPr>
+          <w:t>Recio et al., 2023</w:t>
+        </w:r>
+      </w:hyperlink>
+      <w:r>
+        <w:rPr>
+          <w:rFonts w:cs="Times New Roman"/>
+        </w:rPr>
+        <w:t xml:space="preserve">; </w:t>
+      </w:r>
+      <w:hyperlink w:anchor="ref-shettleworth">
+        <w:r>
+          <w:rPr>
+            <w:rStyle w:val="Hyperlink"/>
+            <w:rFonts w:cs="Times New Roman"/>
+          </w:rPr>
+          <w:t>Shettleworth, 2010</w:t>
+        </w:r>
+      </w:hyperlink>
+      <w:r>
+        <w:rPr>
+          <w:rFonts w:cs="Times New Roman"/>
+        </w:rPr>
+        <w:t>). Yet, whether early-life conditions shape detection abilities remains largely unknown.</w:t>
+      </w:r>
+    </w:p>
+    <w:p>
+      <w:pPr>
+        <w:pStyle w:val="BodyText"/>
+        <w:spacing w:line="360" w:lineRule="auto"/>
+        <w:rPr>
+          <w:rFonts w:ascii="Times New Roman" w:hAnsi="Times New Roman" w:cs="Times New Roman"/>
+        </w:rPr>
+      </w:pPr>
+      <w:r>
+        <w:rPr>
+          <w:rFonts w:ascii="Times New Roman" w:hAnsi="Times New Roman" w:cs="Times New Roman"/>
+        </w:rPr>
+        <w:t>Early-life conditions can influence cognitive abilities through various mechanisms including alterations in gene expression (</w:t>
+      </w:r>
+      <w:hyperlink w:anchor="ref-zhou2020effects">
+        <w:r>
+          <w:rPr>
+            <w:rStyle w:val="Hyperlink"/>
+            <w:rFonts w:ascii="Times New Roman" w:hAnsi="Times New Roman" w:cs="Times New Roman"/>
+          </w:rPr>
+          <w:t>Zhou et al., 2020</w:t>
+        </w:r>
+      </w:hyperlink>
+      <w:r>
+        <w:rPr>
+          <w:rFonts w:ascii="Times New Roman" w:hAnsi="Times New Roman" w:cs="Times New Roman"/>
+        </w:rPr>
+        <w:t>), effects on neurotransmitter production and neuroendocrine pathways (</w:t>
+      </w:r>
+      <w:hyperlink w:anchor="ref-amani2021perinatal">
+        <w:r>
+          <w:rPr>
+            <w:rStyle w:val="Hyperlink"/>
+            <w:rFonts w:ascii="Times New Roman" w:hAnsi="Times New Roman" w:cs="Times New Roman"/>
+          </w:rPr>
+          <w:t>Amani et al., 2021</w:t>
+        </w:r>
+      </w:hyperlink>
+      <w:r>
+        <w:rPr>
+          <w:rFonts w:ascii="Times New Roman" w:hAnsi="Times New Roman" w:cs="Times New Roman"/>
+        </w:rPr>
+        <w:t>), and impacts on brain structure (</w:t>
+      </w:r>
+      <w:hyperlink w:anchor="ref-amiel_effects_2017">
+        <w:r>
+          <w:rPr>
+            <w:rStyle w:val="Hyperlink"/>
+            <w:rFonts w:ascii="Times New Roman" w:hAnsi="Times New Roman" w:cs="Times New Roman"/>
+          </w:rPr>
+          <w:t>Amiel et al., 2017</w:t>
+        </w:r>
+      </w:hyperlink>
+      <w:r>
+        <w:rPr>
+          <w:rFonts w:ascii="Times New Roman" w:hAnsi="Times New Roman" w:cs="Times New Roman"/>
+        </w:rPr>
+        <w:t>). One of the most fundamental mechanisms through which early-life conditions can influence cognition is by affecting brain mitochondrial function (</w:t>
+      </w:r>
+      <w:hyperlink w:anchor="ref-du_dynamic_2009">
+        <w:r>
+          <w:rPr>
+            <w:rStyle w:val="Hyperlink"/>
+            <w:rFonts w:ascii="Times New Roman" w:hAnsi="Times New Roman" w:cs="Times New Roman"/>
+          </w:rPr>
+          <w:t>Du et al., 2009</w:t>
+        </w:r>
+      </w:hyperlink>
+      <w:r>
+        <w:rPr>
+          <w:rFonts w:ascii="Times New Roman" w:hAnsi="Times New Roman" w:cs="Times New Roman"/>
+        </w:rPr>
+        <w:t xml:space="preserve">; </w:t>
+      </w:r>
+      <w:hyperlink w:anchor="ref-picard_energetic_2018">
+        <w:r>
+          <w:rPr>
+            <w:rStyle w:val="Hyperlink"/>
+            <w:rFonts w:ascii="Times New Roman" w:hAnsi="Times New Roman" w:cs="Times New Roman"/>
+          </w:rPr>
+          <w:t>Picard et al., 2018</w:t>
+        </w:r>
+      </w:hyperlink>
+      <w:r>
+        <w:rPr>
+          <w:rFonts w:ascii="Times New Roman" w:hAnsi="Times New Roman" w:cs="Times New Roman"/>
+        </w:rPr>
+        <w:t xml:space="preserve">; </w:t>
+      </w:r>
+      <w:hyperlink w:anchor="ref-picard_mitochondria_2014">
+        <w:r>
+          <w:rPr>
+            <w:rStyle w:val="Hyperlink"/>
+            <w:rFonts w:ascii="Times New Roman" w:hAnsi="Times New Roman" w:cs="Times New Roman"/>
+          </w:rPr>
+          <w:t>Picard &amp; McEwen, 2014</w:t>
+        </w:r>
+      </w:hyperlink>
+      <w:r>
+        <w:rPr>
+          <w:rFonts w:ascii="Times New Roman" w:hAnsi="Times New Roman" w:cs="Times New Roman"/>
+        </w:rPr>
+        <w:t xml:space="preserve">; </w:t>
+      </w:r>
+      <w:hyperlink w:anchor="ref-siegel1994basic">
+        <w:r>
+          <w:rPr>
+            <w:rStyle w:val="Hyperlink"/>
+            <w:rFonts w:ascii="Times New Roman" w:hAnsi="Times New Roman" w:cs="Times New Roman"/>
+          </w:rPr>
+          <w:t>Siegel &amp; Albers, 1994</w:t>
+        </w:r>
+      </w:hyperlink>
+      <w:r>
+        <w:rPr>
+          <w:rFonts w:ascii="Times New Roman" w:hAnsi="Times New Roman" w:cs="Times New Roman"/>
+        </w:rPr>
+        <w:t>). Cognitive processes are energetically demanding, relying heavily on mitochondrial respiration (</w:t>
+      </w:r>
+      <w:hyperlink w:anchor="ref-alexandrov_neuronal_2022">
+        <w:r>
+          <w:rPr>
+            <w:rStyle w:val="Hyperlink"/>
+            <w:rFonts w:ascii="Times New Roman" w:hAnsi="Times New Roman" w:cs="Times New Roman"/>
+          </w:rPr>
+          <w:t>Alexandrov &amp; Pletnikov, 2022</w:t>
+        </w:r>
+      </w:hyperlink>
+      <w:r>
+        <w:rPr>
+          <w:rFonts w:ascii="Times New Roman" w:hAnsi="Times New Roman" w:cs="Times New Roman"/>
+        </w:rPr>
+        <w:t xml:space="preserve">; </w:t>
+      </w:r>
+      <w:hyperlink w:anchor="ref-mann_coupling_2021">
+        <w:r>
+          <w:rPr>
+            <w:rStyle w:val="Hyperlink"/>
+            <w:rFonts w:ascii="Times New Roman" w:hAnsi="Times New Roman" w:cs="Times New Roman"/>
+          </w:rPr>
+          <w:t>Mann et al., 2021</w:t>
+        </w:r>
+      </w:hyperlink>
+      <w:r>
+        <w:rPr>
+          <w:rFonts w:ascii="Times New Roman" w:hAnsi="Times New Roman" w:cs="Times New Roman"/>
+        </w:rPr>
+        <w:t xml:space="preserve">; </w:t>
+      </w:r>
+      <w:hyperlink w:anchor="ref-mcnay_decreases_2000">
+        <w:r>
+          <w:rPr>
+            <w:rStyle w:val="Hyperlink"/>
+            <w:rFonts w:ascii="Times New Roman" w:hAnsi="Times New Roman" w:cs="Times New Roman"/>
+          </w:rPr>
+          <w:t>McNay et al., 2000</w:t>
+        </w:r>
+      </w:hyperlink>
+      <w:r>
+        <w:rPr>
+          <w:rFonts w:ascii="Times New Roman" w:hAnsi="Times New Roman" w:cs="Times New Roman"/>
+        </w:rPr>
+        <w:t>). However, mitochondrial respiration inherently generates reactive oxygen species (ROS) as a byproduct, and when ROS production exceeds antioxidant capacity this results in oxidative stress and oxidative damage (</w:t>
+      </w:r>
+      <w:hyperlink w:anchor="ref-du_dynamic_2009">
+        <w:r>
+          <w:rPr>
+            <w:rStyle w:val="Hyperlink"/>
+            <w:rFonts w:ascii="Times New Roman" w:hAnsi="Times New Roman" w:cs="Times New Roman"/>
+          </w:rPr>
+          <w:t>Du et al., 2009</w:t>
+        </w:r>
+      </w:hyperlink>
+      <w:r>
+        <w:rPr>
+          <w:rFonts w:ascii="Times New Roman" w:hAnsi="Times New Roman" w:cs="Times New Roman"/>
+        </w:rPr>
+        <w:t xml:space="preserve">; </w:t>
+      </w:r>
+      <w:hyperlink w:anchor="ref-finkel_oxidants_2000">
+        <w:r>
+          <w:rPr>
+            <w:rStyle w:val="Hyperlink"/>
+            <w:rFonts w:ascii="Times New Roman" w:hAnsi="Times New Roman" w:cs="Times New Roman"/>
+          </w:rPr>
+          <w:t>Finkel &amp; Holbrook, 2000</w:t>
+        </w:r>
+      </w:hyperlink>
+      <w:r>
+        <w:rPr>
+          <w:rFonts w:ascii="Times New Roman" w:hAnsi="Times New Roman" w:cs="Times New Roman"/>
+        </w:rPr>
+        <w:t xml:space="preserve">; </w:t>
+      </w:r>
+      <w:hyperlink w:anchor="ref-gong_chronic_2011">
+        <w:r>
+          <w:rPr>
+            <w:rStyle w:val="Hyperlink"/>
+            <w:rFonts w:ascii="Times New Roman" w:hAnsi="Times New Roman" w:cs="Times New Roman"/>
+          </w:rPr>
+          <w:t>Gong et al., 2011</w:t>
+        </w:r>
+      </w:hyperlink>
+      <w:r>
+        <w:rPr>
+          <w:rFonts w:ascii="Times New Roman" w:hAnsi="Times New Roman" w:cs="Times New Roman"/>
+        </w:rPr>
+        <w:t xml:space="preserve">; </w:t>
+      </w:r>
+      <w:hyperlink w:anchor="ref-hoffmann_mitochondrion_2018">
+        <w:r>
+          <w:rPr>
+            <w:rStyle w:val="Hyperlink"/>
+            <w:rFonts w:ascii="Times New Roman" w:hAnsi="Times New Roman" w:cs="Times New Roman"/>
+          </w:rPr>
+          <w:t>Hoffmann &amp; Spengler, 2018</w:t>
+        </w:r>
+      </w:hyperlink>
+      <w:r>
+        <w:rPr>
+          <w:rFonts w:ascii="Times New Roman" w:hAnsi="Times New Roman" w:cs="Times New Roman"/>
+        </w:rPr>
+        <w:t xml:space="preserve">; </w:t>
+      </w:r>
+      <w:hyperlink w:anchor="ref-zhu_prenatal_2004">
+        <w:r>
+          <w:rPr>
+            <w:rStyle w:val="Hyperlink"/>
+            <w:rFonts w:ascii="Times New Roman" w:hAnsi="Times New Roman" w:cs="Times New Roman"/>
+          </w:rPr>
+          <w:t>Zhu et al., 2004</w:t>
+        </w:r>
+      </w:hyperlink>
+      <w:r>
+        <w:rPr>
+          <w:rFonts w:ascii="Times New Roman" w:hAnsi="Times New Roman" w:cs="Times New Roman"/>
+        </w:rPr>
+        <w:t>). Excessive oxidative damage increases cell death and senescence, reducing the number of functional neurons (</w:t>
+      </w:r>
+      <w:hyperlink w:anchor="ref-du_dynamic_2009">
+        <w:r>
+          <w:rPr>
+            <w:rStyle w:val="Hyperlink"/>
+            <w:rFonts w:ascii="Times New Roman" w:hAnsi="Times New Roman" w:cs="Times New Roman"/>
+          </w:rPr>
+          <w:t>Du et al., 2009</w:t>
+        </w:r>
+      </w:hyperlink>
+      <w:r>
+        <w:rPr>
+          <w:rFonts w:ascii="Times New Roman" w:hAnsi="Times New Roman" w:cs="Times New Roman"/>
+        </w:rPr>
+        <w:t xml:space="preserve">; </w:t>
+      </w:r>
+      <w:hyperlink w:anchor="ref-gong_chronic_2011">
+        <w:r>
+          <w:rPr>
+            <w:rStyle w:val="Hyperlink"/>
+            <w:rFonts w:ascii="Times New Roman" w:hAnsi="Times New Roman" w:cs="Times New Roman"/>
+          </w:rPr>
+          <w:t>Gong et al., 2011</w:t>
+        </w:r>
+      </w:hyperlink>
+      <w:r>
+        <w:rPr>
+          <w:rFonts w:ascii="Times New Roman" w:hAnsi="Times New Roman" w:cs="Times New Roman"/>
+        </w:rPr>
+        <w:t xml:space="preserve">; </w:t>
+      </w:r>
+      <w:hyperlink w:anchor="ref-zhu_prenatal_2004">
+        <w:r>
+          <w:rPr>
+            <w:rStyle w:val="Hyperlink"/>
+            <w:rFonts w:ascii="Times New Roman" w:hAnsi="Times New Roman" w:cs="Times New Roman"/>
+          </w:rPr>
+          <w:t>Zhu et al., 2004</w:t>
+        </w:r>
+      </w:hyperlink>
+      <w:r>
+        <w:rPr>
+          <w:rFonts w:ascii="Times New Roman" w:hAnsi="Times New Roman" w:cs="Times New Roman"/>
+        </w:rPr>
+        <w:t>) and consequently impairing cognitive abilities (</w:t>
+      </w:r>
+      <w:hyperlink w:anchor="ref-amiel_effects_2017">
+        <w:r>
+          <w:rPr>
+            <w:rStyle w:val="Hyperlink"/>
+            <w:rFonts w:ascii="Times New Roman" w:hAnsi="Times New Roman" w:cs="Times New Roman"/>
+          </w:rPr>
+          <w:t>Amiel et al., 2017</w:t>
+        </w:r>
+      </w:hyperlink>
+      <w:r>
+        <w:rPr>
+          <w:rFonts w:ascii="Times New Roman" w:hAnsi="Times New Roman" w:cs="Times New Roman"/>
+        </w:rPr>
+        <w:t xml:space="preserve">; </w:t>
+      </w:r>
+      <w:hyperlink w:anchor="ref-lefebvre_taxonomic_2011">
+        <w:r>
+          <w:rPr>
+            <w:rStyle w:val="Hyperlink"/>
+            <w:rFonts w:ascii="Times New Roman" w:hAnsi="Times New Roman" w:cs="Times New Roman"/>
+          </w:rPr>
+          <w:t>Lefebvre, 2011</w:t>
+        </w:r>
+      </w:hyperlink>
+      <w:r>
+        <w:rPr>
+          <w:rFonts w:ascii="Times New Roman" w:hAnsi="Times New Roman" w:cs="Times New Roman"/>
+        </w:rPr>
+        <w:t xml:space="preserve">). Impacts on mitochondrial function </w:t>
+      </w:r>
+      <w:r>
+        <w:rPr>
+          <w:rFonts w:ascii="Times New Roman" w:hAnsi="Times New Roman" w:cs="Times New Roman"/>
         </w:rPr>
         <w:lastRenderedPageBreak/>
-        <w:t>and reproductive success, making cognition a key trait for fitness (</w:t>
-      </w:r>
-      <w:hyperlink w:anchor="ref-dukas_evolutionary_2004">
-        <w:r>
-          <w:rPr>
-            <w:rStyle w:val="Hyperlink"/>
-            <w:rFonts w:cs="Times New Roman"/>
-          </w:rPr>
-          <w:t>Dukas, 2004</w:t>
-        </w:r>
-      </w:hyperlink>
-      <w:r>
-        <w:rPr>
-          <w:rFonts w:cs="Times New Roman"/>
-        </w:rPr>
-        <w:t>). However, between-individual variation is common in wild populations due to a combination of genetic and environmental factors (</w:t>
-      </w:r>
-      <w:hyperlink w:anchor="ref-dukas_evolutionary_2004">
-        <w:r>
-          <w:rPr>
-            <w:rStyle w:val="Hyperlink"/>
-            <w:rFonts w:cs="Times New Roman"/>
-          </w:rPr>
-          <w:t>Dukas, 2004</w:t>
-        </w:r>
-      </w:hyperlink>
-      <w:r>
-        <w:rPr>
-          <w:rFonts w:cs="Times New Roman"/>
+        <w:t>during early development may therefore have significant consequences for cognitive abilities such as prey detection.</w:t>
+      </w:r>
+    </w:p>
+    <w:p>
+      <w:pPr>
+        <w:pStyle w:val="BodyText"/>
+        <w:spacing w:line="360" w:lineRule="auto"/>
+        <w:rPr>
+          <w:rFonts w:ascii="Times New Roman" w:hAnsi="Times New Roman" w:cs="Times New Roman"/>
+        </w:rPr>
+      </w:pPr>
+      <w:r>
+        <w:rPr>
+          <w:rFonts w:ascii="Times New Roman" w:hAnsi="Times New Roman" w:cs="Times New Roman"/>
+        </w:rPr>
+        <w:t xml:space="preserve">Mitochondria are highly responsive to the environment, and early-life conditions can have short-term and long-lasting consequences on mitochondrial function (reviewed in </w:t>
+      </w:r>
+      <w:hyperlink w:anchor="ref-gyllenhammer2020developmental">
+        <w:r>
+          <w:rPr>
+            <w:rStyle w:val="Hyperlink"/>
+            <w:rFonts w:ascii="Times New Roman" w:hAnsi="Times New Roman" w:cs="Times New Roman"/>
+          </w:rPr>
+          <w:t>Gyllenhammer et al., 2020</w:t>
+        </w:r>
+      </w:hyperlink>
+      <w:r>
+        <w:rPr>
+          <w:rFonts w:ascii="Times New Roman" w:hAnsi="Times New Roman" w:cs="Times New Roman"/>
+        </w:rPr>
+        <w:t>). Stress-related hormones and temperature are particularly relevant for mitochondrial function due to their strong effects on metabolic processes (</w:t>
+      </w:r>
+      <w:hyperlink w:anchor="ref-crino2024eggs">
+        <w:r>
+          <w:rPr>
+            <w:rStyle w:val="Hyperlink"/>
+            <w:rFonts w:ascii="Times New Roman" w:hAnsi="Times New Roman" w:cs="Times New Roman"/>
+          </w:rPr>
+          <w:t>Crino et al., 2024</w:t>
+        </w:r>
+      </w:hyperlink>
+      <w:r>
+        <w:rPr>
+          <w:rFonts w:ascii="Times New Roman" w:hAnsi="Times New Roman" w:cs="Times New Roman"/>
         </w:rPr>
         <w:t xml:space="preserve">; </w:t>
       </w:r>
+      <w:hyperlink w:anchor="ref-sapolsky_how_2000">
+        <w:r>
+          <w:rPr>
+            <w:rStyle w:val="Hyperlink"/>
+            <w:rFonts w:ascii="Times New Roman" w:hAnsi="Times New Roman" w:cs="Times New Roman"/>
+          </w:rPr>
+          <w:t>Sapolsky et al., 2000</w:t>
+        </w:r>
+      </w:hyperlink>
+      <w:r>
+        <w:rPr>
+          <w:rFonts w:ascii="Times New Roman" w:hAnsi="Times New Roman" w:cs="Times New Roman"/>
+        </w:rPr>
+        <w:t xml:space="preserve">; </w:t>
+      </w:r>
+      <w:hyperlink w:anchor="ref-stier2022experimental">
+        <w:r>
+          <w:rPr>
+            <w:rStyle w:val="Hyperlink"/>
+            <w:rFonts w:ascii="Times New Roman" w:hAnsi="Times New Roman" w:cs="Times New Roman"/>
+          </w:rPr>
+          <w:t>Stier et al., 2022</w:t>
+        </w:r>
+      </w:hyperlink>
+      <w:r>
+        <w:rPr>
+          <w:rFonts w:ascii="Times New Roman" w:hAnsi="Times New Roman" w:cs="Times New Roman"/>
+        </w:rPr>
+        <w:t>). Vertebrates respond to stressful or challenging situations through the activation of physiological processes including the production of glucocorticoid (GC) hormones (</w:t>
+      </w:r>
+      <w:hyperlink w:anchor="ref-sapolsky_how_2000">
+        <w:r>
+          <w:rPr>
+            <w:rStyle w:val="Hyperlink"/>
+            <w:rFonts w:ascii="Times New Roman" w:hAnsi="Times New Roman" w:cs="Times New Roman"/>
+          </w:rPr>
+          <w:t>Sapolsky et al., 2000</w:t>
+        </w:r>
+      </w:hyperlink>
+      <w:r>
+        <w:rPr>
+          <w:rFonts w:ascii="Times New Roman" w:hAnsi="Times New Roman" w:cs="Times New Roman"/>
+        </w:rPr>
+        <w:t>). Glucocorticoids increase energy availability through multiple pathways, including direct action on mitochondria (</w:t>
+      </w:r>
+      <w:hyperlink w:anchor="ref-picard_mitochondria_2014">
+        <w:r>
+          <w:rPr>
+            <w:rStyle w:val="Hyperlink"/>
+            <w:rFonts w:ascii="Times New Roman" w:hAnsi="Times New Roman" w:cs="Times New Roman"/>
+          </w:rPr>
+          <w:t>Picard &amp; McEwen, 2014</w:t>
+        </w:r>
+      </w:hyperlink>
+      <w:r>
+        <w:rPr>
+          <w:rFonts w:ascii="Times New Roman" w:hAnsi="Times New Roman" w:cs="Times New Roman"/>
+        </w:rPr>
+        <w:t>). Glucocorticoids can be transmitted from females to their offspring and exposure to elevated levels of maternal GCs during development can have long term effects on multiple traits (</w:t>
+      </w:r>
+      <w:hyperlink w:anchor="ref-almasi2012maternal">
+        <w:r>
+          <w:rPr>
+            <w:rStyle w:val="Hyperlink"/>
+            <w:rFonts w:ascii="Times New Roman" w:hAnsi="Times New Roman" w:cs="Times New Roman"/>
+          </w:rPr>
+          <w:t>Almasi et al., 2012</w:t>
+        </w:r>
+      </w:hyperlink>
+      <w:r>
+        <w:rPr>
+          <w:rFonts w:ascii="Times New Roman" w:hAnsi="Times New Roman" w:cs="Times New Roman"/>
+        </w:rPr>
+        <w:t xml:space="preserve">; </w:t>
+      </w:r>
+      <w:hyperlink w:anchor="ref-hayward2004maternal">
+        <w:r>
+          <w:rPr>
+            <w:rStyle w:val="Hyperlink"/>
+            <w:rFonts w:ascii="Times New Roman" w:hAnsi="Times New Roman" w:cs="Times New Roman"/>
+          </w:rPr>
+          <w:t>Hayward &amp; Wingfield, 2004</w:t>
+        </w:r>
+      </w:hyperlink>
+      <w:r>
+        <w:rPr>
+          <w:rFonts w:ascii="Times New Roman" w:hAnsi="Times New Roman" w:cs="Times New Roman"/>
+        </w:rPr>
+        <w:t>). Independent of GC effects, temperature directly regulates metabolic rate and mitochondrial function in ectotherms (</w:t>
+      </w:r>
+      <w:hyperlink w:anchor="ref-crino2024eggs">
+        <w:r>
+          <w:rPr>
+            <w:rStyle w:val="Hyperlink"/>
+            <w:rFonts w:ascii="Times New Roman" w:hAnsi="Times New Roman" w:cs="Times New Roman"/>
+          </w:rPr>
+          <w:t>Crino et al., 2024</w:t>
+        </w:r>
+      </w:hyperlink>
+      <w:r>
+        <w:rPr>
+          <w:rFonts w:ascii="Times New Roman" w:hAnsi="Times New Roman" w:cs="Times New Roman"/>
+        </w:rPr>
+        <w:t xml:space="preserve">; </w:t>
+      </w:r>
+      <w:hyperlink w:anchor="ref-noble_developmental_2018">
+        <w:r>
+          <w:rPr>
+            <w:rStyle w:val="Hyperlink"/>
+            <w:rFonts w:ascii="Times New Roman" w:hAnsi="Times New Roman" w:cs="Times New Roman"/>
+          </w:rPr>
+          <w:t>Noble et al., 2018</w:t>
+        </w:r>
+      </w:hyperlink>
+      <w:r>
+        <w:rPr>
+          <w:rFonts w:ascii="Times New Roman" w:hAnsi="Times New Roman" w:cs="Times New Roman"/>
+        </w:rPr>
+        <w:t xml:space="preserve">; </w:t>
+      </w:r>
+      <w:hyperlink w:anchor="ref-stier2022experimental">
+        <w:r>
+          <w:rPr>
+            <w:rStyle w:val="Hyperlink"/>
+            <w:rFonts w:ascii="Times New Roman" w:hAnsi="Times New Roman" w:cs="Times New Roman"/>
+          </w:rPr>
+          <w:t>Stier et al., 2022</w:t>
+        </w:r>
+      </w:hyperlink>
+      <w:r>
+        <w:rPr>
+          <w:rFonts w:ascii="Times New Roman" w:hAnsi="Times New Roman" w:cs="Times New Roman"/>
+        </w:rPr>
+        <w:t>). For instance, maternal stress and GC manipulation in eggs have been shown to increase oxidative stress and oxidative damage in offspring (</w:t>
+      </w:r>
+      <w:hyperlink w:anchor="ref-haussmann_embryonic_2012">
+        <w:r>
+          <w:rPr>
+            <w:rStyle w:val="Hyperlink"/>
+            <w:rFonts w:ascii="Times New Roman" w:hAnsi="Times New Roman" w:cs="Times New Roman"/>
+          </w:rPr>
+          <w:t>Haussmann et al., 2012</w:t>
+        </w:r>
+      </w:hyperlink>
+      <w:r>
+        <w:rPr>
+          <w:rFonts w:ascii="Times New Roman" w:hAnsi="Times New Roman" w:cs="Times New Roman"/>
+        </w:rPr>
+        <w:t xml:space="preserve">; </w:t>
+      </w:r>
+      <w:hyperlink w:anchor="ref-song2009prenatal">
+        <w:r>
+          <w:rPr>
+            <w:rStyle w:val="Hyperlink"/>
+            <w:rFonts w:ascii="Times New Roman" w:hAnsi="Times New Roman" w:cs="Times New Roman"/>
+          </w:rPr>
+          <w:t>Song et al., 2009</w:t>
+        </w:r>
+      </w:hyperlink>
+      <w:r>
+        <w:rPr>
+          <w:rFonts w:ascii="Times New Roman" w:hAnsi="Times New Roman" w:cs="Times New Roman"/>
+        </w:rPr>
+        <w:t xml:space="preserve">; </w:t>
+      </w:r>
+      <w:hyperlink w:anchor="ref-zhu_prenatal_2004">
+        <w:r>
+          <w:rPr>
+            <w:rStyle w:val="Hyperlink"/>
+            <w:rFonts w:ascii="Times New Roman" w:hAnsi="Times New Roman" w:cs="Times New Roman"/>
+          </w:rPr>
+          <w:t>Zhu et al., 2004</w:t>
+        </w:r>
+      </w:hyperlink>
+      <w:r>
+        <w:rPr>
+          <w:rFonts w:ascii="Times New Roman" w:hAnsi="Times New Roman" w:cs="Times New Roman"/>
+        </w:rPr>
+        <w:t>), while incubation temperature shapes mitochondrial efficiency and oxidative damage in ectotherms (</w:t>
+      </w:r>
+      <w:hyperlink w:anchor="ref-crino2024eggs">
+        <w:r>
+          <w:rPr>
+            <w:rStyle w:val="Hyperlink"/>
+            <w:rFonts w:ascii="Times New Roman" w:hAnsi="Times New Roman" w:cs="Times New Roman"/>
+          </w:rPr>
+          <w:t>Crino et al., 2024</w:t>
+        </w:r>
+      </w:hyperlink>
+      <w:r>
+        <w:rPr>
+          <w:rFonts w:ascii="Times New Roman" w:hAnsi="Times New Roman" w:cs="Times New Roman"/>
+        </w:rPr>
+        <w:t xml:space="preserve">; </w:t>
+      </w:r>
+      <w:hyperlink w:anchor="ref-stier2022experimental">
+        <w:r>
+          <w:rPr>
+            <w:rStyle w:val="Hyperlink"/>
+            <w:rFonts w:ascii="Times New Roman" w:hAnsi="Times New Roman" w:cs="Times New Roman"/>
+          </w:rPr>
+          <w:t>Stier et al., 2022</w:t>
+        </w:r>
+      </w:hyperlink>
+      <w:r>
+        <w:rPr>
+          <w:rFonts w:ascii="Times New Roman" w:hAnsi="Times New Roman" w:cs="Times New Roman"/>
+        </w:rPr>
+        <w:t xml:space="preserve">; </w:t>
+      </w:r>
+      <w:hyperlink w:anchor="ref-treidel2016temperature">
+        <w:r>
+          <w:rPr>
+            <w:rStyle w:val="Hyperlink"/>
+            <w:rFonts w:ascii="Times New Roman" w:hAnsi="Times New Roman" w:cs="Times New Roman"/>
+          </w:rPr>
+          <w:t>Treidel et al., 2016</w:t>
+        </w:r>
+      </w:hyperlink>
+      <w:r>
+        <w:rPr>
+          <w:rFonts w:ascii="Times New Roman" w:hAnsi="Times New Roman" w:cs="Times New Roman"/>
+        </w:rPr>
+        <w:t xml:space="preserve">). </w:t>
+      </w:r>
+      <w:r>
+        <w:rPr>
+          <w:rFonts w:ascii="Times New Roman" w:hAnsi="Times New Roman" w:cs="Times New Roman"/>
+        </w:rPr>
+        <w:t xml:space="preserve">For example, if incubation temperature alters mitochondrial efficiency, then the effects of prenatal GC exposure on oxidative damage may vary across thermal </w:t>
+      </w:r>
+      <w:r>
+        <w:rPr>
+          <w:rFonts w:ascii="Times New Roman" w:hAnsi="Times New Roman" w:cs="Times New Roman"/>
+        </w:rPr>
+        <w:t>conditions</w:t>
+      </w:r>
+      <w:r>
+        <w:rPr>
+          <w:rFonts w:ascii="Times New Roman" w:hAnsi="Times New Roman" w:cs="Times New Roman"/>
+        </w:rPr>
+        <w:t>.</w:t>
+      </w:r>
+      <w:r>
+        <w:rPr>
+          <w:rFonts w:ascii="Times New Roman" w:hAnsi="Times New Roman" w:cs="Times New Roman"/>
+        </w:rPr>
+        <w:t xml:space="preserve"> </w:t>
+      </w:r>
+      <w:r>
+        <w:rPr>
+          <w:rFonts w:ascii="Times New Roman" w:hAnsi="Times New Roman" w:cs="Times New Roman"/>
+        </w:rPr>
+        <w:t xml:space="preserve">Yet, the </w:t>
+      </w:r>
+      <w:r>
+        <w:rPr>
+          <w:rFonts w:ascii="Times New Roman" w:hAnsi="Times New Roman" w:cs="Times New Roman"/>
+        </w:rPr>
+        <w:t>combined</w:t>
+      </w:r>
+      <w:r>
+        <w:rPr>
+          <w:rFonts w:ascii="Times New Roman" w:hAnsi="Times New Roman" w:cs="Times New Roman"/>
+        </w:rPr>
+        <w:t xml:space="preserve"> effects of prenatal GCs and temperature on mitochondrial function remain poorly understood. Evidence in lizards suggests that there are no interactive effects of prenatal GCs and temperature on mitochondrial respiration in the liver (</w:t>
+      </w:r>
+      <w:hyperlink w:anchor="ref-crino2024eggs">
+        <w:r>
+          <w:rPr>
+            <w:rStyle w:val="Hyperlink"/>
+            <w:rFonts w:ascii="Times New Roman" w:hAnsi="Times New Roman" w:cs="Times New Roman"/>
+          </w:rPr>
+          <w:t>Crino et al., 2024</w:t>
+        </w:r>
+      </w:hyperlink>
+      <w:r>
+        <w:rPr>
+          <w:rFonts w:ascii="Times New Roman" w:hAnsi="Times New Roman" w:cs="Times New Roman"/>
+        </w:rPr>
+        <w:t>), and that mitochondrial physiology in the medial cortex is robust to both factors (</w:t>
+      </w:r>
+      <w:hyperlink w:anchor="ref-recio2025prenatal">
+        <w:r>
+          <w:rPr>
+            <w:rStyle w:val="Hyperlink"/>
+            <w:rFonts w:ascii="Times New Roman" w:hAnsi="Times New Roman" w:cs="Times New Roman"/>
+          </w:rPr>
+          <w:t>Recio et al., 2025</w:t>
+        </w:r>
+      </w:hyperlink>
+      <w:r>
+        <w:rPr>
+          <w:rFonts w:ascii="Times New Roman" w:hAnsi="Times New Roman" w:cs="Times New Roman"/>
+        </w:rPr>
+        <w:t>). However, research in other species shows that the effects of prenatal GCs and temperature on brain development are region-dependent, with some brain areas being robust to these factors while others not (</w:t>
+      </w:r>
+      <w:hyperlink w:anchor="ref-coomber_independent_1997">
+        <w:r>
+          <w:rPr>
+            <w:rStyle w:val="Hyperlink"/>
+            <w:rFonts w:ascii="Times New Roman" w:hAnsi="Times New Roman" w:cs="Times New Roman"/>
+          </w:rPr>
+          <w:t>Coomber et al., 1997</w:t>
+        </w:r>
+      </w:hyperlink>
+      <w:r>
+        <w:rPr>
+          <w:rFonts w:ascii="Times New Roman" w:hAnsi="Times New Roman" w:cs="Times New Roman"/>
+        </w:rPr>
+        <w:t xml:space="preserve">; </w:t>
+      </w:r>
       <w:hyperlink w:anchor="ref-sakata_neural_2000">
         <w:r>
           <w:rPr>
             <w:rStyle w:val="Hyperlink"/>
-            <w:rFonts w:cs="Times New Roman"/>
+            <w:rFonts w:ascii="Times New Roman" w:hAnsi="Times New Roman" w:cs="Times New Roman"/>
           </w:rPr>
           <w:t>Sakata et al., 2000</w:t>
         </w:r>
       </w:hyperlink>
       <w:r>
         <w:rPr>
-          <w:rFonts w:cs="Times New Roman"/>
-        </w:rPr>
-        <w:t>). Early-life conditions, in particular, play a critical role in shaping brain development and cognitive abilities (</w:t>
-      </w:r>
-      <w:hyperlink w:anchor="ref-amiel_effects_2017">
-        <w:r>
-          <w:rPr>
-            <w:rStyle w:val="Hyperlink"/>
-            <w:rFonts w:cs="Times New Roman"/>
-          </w:rPr>
-          <w:t>Amiel et al., 2017</w:t>
-        </w:r>
-      </w:hyperlink>
-      <w:r>
-        <w:rPr>
-          <w:rFonts w:cs="Times New Roman"/>
+          <w:rFonts w:ascii="Times New Roman" w:hAnsi="Times New Roman" w:cs="Times New Roman"/>
         </w:rPr>
         <w:t xml:space="preserve">; </w:t>
       </w:r>
-      <w:hyperlink w:anchor="ref-crino_corticosterone_2014-learn">
-        <w:r>
-          <w:rPr>
-            <w:rStyle w:val="Hyperlink"/>
-            <w:rFonts w:cs="Times New Roman"/>
-          </w:rPr>
-          <w:t>Crino et al., 2014</w:t>
-        </w:r>
-      </w:hyperlink>
-      <w:r>
-        <w:rPr>
-          <w:rFonts w:cs="Times New Roman"/>
-        </w:rPr>
-        <w:t xml:space="preserve">; </w:t>
-      </w:r>
-      <w:hyperlink w:anchor="ref-sakata_neural_2000">
-        <w:r>
-          <w:rPr>
-            <w:rStyle w:val="Hyperlink"/>
-            <w:rFonts w:cs="Times New Roman"/>
-          </w:rPr>
-          <w:t>Sakata et al., 2000</w:t>
-        </w:r>
-      </w:hyperlink>
-      <w:r>
-        <w:rPr>
-          <w:rFonts w:cs="Times New Roman"/>
-        </w:rPr>
-        <w:t xml:space="preserve">; </w:t>
-      </w:r>
       <w:hyperlink w:anchor="ref-zhu_prenatal_2004">
         <w:r>
           <w:rPr>
             <w:rStyle w:val="Hyperlink"/>
-            <w:rFonts w:cs="Times New Roman"/>
+            <w:rFonts w:ascii="Times New Roman" w:hAnsi="Times New Roman" w:cs="Times New Roman"/>
           </w:rPr>
           <w:t>Zhu et al., 2004</w:t>
         </w:r>
       </w:hyperlink>
       <w:r>
         <w:rPr>
-          <w:rFonts w:cs="Times New Roman"/>
-        </w:rPr>
-        <w:t>). Yet, the impact of early-life environments has primarily been studied in the context of learning and memory (</w:t>
-      </w:r>
-      <w:hyperlink w:anchor="ref-abayarathna_effects_2020">
-        <w:r>
-          <w:rPr>
-            <w:rStyle w:val="Hyperlink"/>
-            <w:rFonts w:cs="Times New Roman"/>
-          </w:rPr>
-          <w:t>Abayarathna &amp; Webb, 2020</w:t>
-        </w:r>
-      </w:hyperlink>
-      <w:r>
-        <w:rPr>
-          <w:rFonts w:cs="Times New Roman"/>
-        </w:rPr>
-        <w:t xml:space="preserve">; </w:t>
-      </w:r>
-      <w:hyperlink w:anchor="ref-bebus_associative_2016">
-        <w:r>
-          <w:rPr>
-            <w:rStyle w:val="Hyperlink"/>
-            <w:rFonts w:cs="Times New Roman"/>
-          </w:rPr>
-          <w:t>Bebus et al., 2016</w:t>
-        </w:r>
-      </w:hyperlink>
-      <w:r>
-        <w:rPr>
-          <w:rFonts w:cs="Times New Roman"/>
-        </w:rPr>
-        <w:t xml:space="preserve">; </w:t>
-      </w:r>
-      <w:hyperlink w:anchor="ref-crino_corticosterone_2014-learn">
-        <w:r>
-          <w:rPr>
-            <w:rStyle w:val="Hyperlink"/>
-            <w:rFonts w:cs="Times New Roman"/>
-          </w:rPr>
-          <w:t>Crino et al., 2014</w:t>
-        </w:r>
-      </w:hyperlink>
-      <w:r>
-        <w:rPr>
-          <w:rFonts w:cs="Times New Roman"/>
-        </w:rPr>
-        <w:t xml:space="preserve">; </w:t>
-      </w:r>
-      <w:hyperlink w:anchor="ref-zhu_prenatal_2004">
-        <w:r>
-          <w:rPr>
-            <w:rStyle w:val="Hyperlink"/>
-            <w:rFonts w:cs="Times New Roman"/>
-          </w:rPr>
-          <w:t>Zhu et al., 2004</w:t>
-        </w:r>
-      </w:hyperlink>
-      <w:r>
-        <w:rPr>
-          <w:rFonts w:cs="Times New Roman"/>
-        </w:rPr>
-        <w:t xml:space="preserve">), neglecting how other important cognitive domains such as stimuli detection and recognition might be affected (but see </w:t>
-      </w:r>
-      <w:hyperlink w:anchor="ref-burger_antipredator_1998">
-        <w:r>
-          <w:rPr>
-            <w:rStyle w:val="Hyperlink"/>
-            <w:rFonts w:cs="Times New Roman"/>
-          </w:rPr>
-          <w:t>Burger, 1998</w:t>
-        </w:r>
-      </w:hyperlink>
-      <w:r>
-        <w:rPr>
-          <w:rFonts w:cs="Times New Roman"/>
-        </w:rPr>
-        <w:t>). Stimuli detection is an often overlooked, but fundamental cognitive process, critical for locating prey, avoiding predators, and interacting with conspecifics (</w:t>
-      </w:r>
-      <w:hyperlink w:anchor="ref-burger_antipredator_1998">
-        <w:r>
-          <w:rPr>
-            <w:rStyle w:val="Hyperlink"/>
-            <w:rFonts w:cs="Times New Roman"/>
-          </w:rPr>
-          <w:t>Burger, 1998</w:t>
-        </w:r>
-      </w:hyperlink>
-      <w:r>
-        <w:rPr>
-          <w:rFonts w:cs="Times New Roman"/>
-        </w:rPr>
-        <w:t xml:space="preserve">; </w:t>
-      </w:r>
-      <w:hyperlink w:anchor="ref-desfilis2003stimulus">
-        <w:r>
-          <w:rPr>
-            <w:rStyle w:val="Hyperlink"/>
-            <w:rFonts w:cs="Times New Roman"/>
-          </w:rPr>
-          <w:t>Desfilis et al., 2003</w:t>
-        </w:r>
-      </w:hyperlink>
-      <w:r>
-        <w:rPr>
-          <w:rFonts w:cs="Times New Roman"/>
-        </w:rPr>
-        <w:t xml:space="preserve">; </w:t>
-      </w:r>
-      <w:hyperlink w:anchor="ref-hairston1982fish">
-        <w:r>
-          <w:rPr>
-            <w:rStyle w:val="Hyperlink"/>
-            <w:rFonts w:cs="Times New Roman"/>
-          </w:rPr>
-          <w:t>Hairston Jr et al., 1982</w:t>
-        </w:r>
-      </w:hyperlink>
-      <w:r>
-        <w:rPr>
-          <w:rFonts w:cs="Times New Roman"/>
-        </w:rPr>
-        <w:t xml:space="preserve">; </w:t>
-      </w:r>
-      <w:hyperlink w:anchor="ref-pyke1984optimal">
-        <w:r>
-          <w:rPr>
-            <w:rStyle w:val="Hyperlink"/>
-            <w:rFonts w:cs="Times New Roman"/>
-          </w:rPr>
-          <w:t>Pyke, 1984</w:t>
-        </w:r>
-      </w:hyperlink>
-      <w:r>
-        <w:rPr>
-          <w:rFonts w:cs="Times New Roman"/>
-        </w:rPr>
-        <w:t xml:space="preserve">; </w:t>
-      </w:r>
-      <w:hyperlink w:anchor="ref-recio2023conspecific">
-        <w:r>
-          <w:rPr>
-            <w:rStyle w:val="Hyperlink"/>
-            <w:rFonts w:cs="Times New Roman"/>
-          </w:rPr>
-          <w:t>Recio et al., 2023</w:t>
-        </w:r>
-      </w:hyperlink>
-      <w:r>
-        <w:rPr>
-          <w:rFonts w:cs="Times New Roman"/>
-        </w:rPr>
-        <w:t xml:space="preserve">; </w:t>
-      </w:r>
-      <w:hyperlink w:anchor="ref-shettleworth">
-        <w:r>
-          <w:rPr>
-            <w:rStyle w:val="Hyperlink"/>
-            <w:rFonts w:cs="Times New Roman"/>
-          </w:rPr>
-          <w:t>Shettleworth, 2010</w:t>
-        </w:r>
-      </w:hyperlink>
-      <w:r>
-        <w:rPr>
-          <w:rFonts w:cs="Times New Roman"/>
-        </w:rPr>
-        <w:t>). Yet, whether early-life conditions shape detection abilities remains largely unknown.</w:t>
+          <w:rFonts w:ascii="Times New Roman" w:hAnsi="Times New Roman" w:cs="Times New Roman"/>
+        </w:rPr>
+        <w:t>). Given this region-specificity, it is possible that prenatal GCs and temperature could differently impact different brain regions even when no interaction was evident. While logistically challenging, work measuring traits across different brain regions and cognitive domains will be needed to fully understand whether prenatal GCs and thermal environment jointly shape physiology and cognition.</w:t>
       </w:r>
     </w:p>
     <w:p>
@@ -472,716 +1198,7 @@
         <w:rPr>
           <w:rFonts w:ascii="Times New Roman" w:hAnsi="Times New Roman" w:cs="Times New Roman"/>
         </w:rPr>
-        <w:t>Early-life conditions can influence cognitive abilities through various mechanisms including alterations in gene expression (</w:t>
-      </w:r>
-      <w:hyperlink w:anchor="ref-zhou2020effects">
-        <w:r>
-          <w:rPr>
-            <w:rStyle w:val="Hyperlink"/>
-            <w:rFonts w:ascii="Times New Roman" w:hAnsi="Times New Roman" w:cs="Times New Roman"/>
-          </w:rPr>
-          <w:t>Zhou et al., 2020</w:t>
-        </w:r>
-      </w:hyperlink>
-      <w:r>
-        <w:rPr>
-          <w:rFonts w:ascii="Times New Roman" w:hAnsi="Times New Roman" w:cs="Times New Roman"/>
-        </w:rPr>
-        <w:t>), effects on neurotransmitter production and neuroendocrine pathways (</w:t>
-      </w:r>
-      <w:hyperlink w:anchor="ref-amani2021perinatal">
-        <w:r>
-          <w:rPr>
-            <w:rStyle w:val="Hyperlink"/>
-            <w:rFonts w:ascii="Times New Roman" w:hAnsi="Times New Roman" w:cs="Times New Roman"/>
-          </w:rPr>
-          <w:t>Amani et al., 2021</w:t>
-        </w:r>
-      </w:hyperlink>
-      <w:r>
-        <w:rPr>
-          <w:rFonts w:ascii="Times New Roman" w:hAnsi="Times New Roman" w:cs="Times New Roman"/>
-        </w:rPr>
-        <w:t>), and impacts on brain structure (</w:t>
-      </w:r>
-      <w:hyperlink w:anchor="ref-amiel_effects_2017">
-        <w:r>
-          <w:rPr>
-            <w:rStyle w:val="Hyperlink"/>
-            <w:rFonts w:ascii="Times New Roman" w:hAnsi="Times New Roman" w:cs="Times New Roman"/>
-          </w:rPr>
-          <w:t>Amiel et al., 2017</w:t>
-        </w:r>
-      </w:hyperlink>
-      <w:r>
-        <w:rPr>
-          <w:rFonts w:ascii="Times New Roman" w:hAnsi="Times New Roman" w:cs="Times New Roman"/>
-        </w:rPr>
-        <w:t>). One of the most fundamental mechanisms through which early-life conditions can influence cognition is by affecting brain mitochondrial function (</w:t>
-      </w:r>
-      <w:hyperlink w:anchor="ref-du_dynamic_2009">
-        <w:r>
-          <w:rPr>
-            <w:rStyle w:val="Hyperlink"/>
-            <w:rFonts w:ascii="Times New Roman" w:hAnsi="Times New Roman" w:cs="Times New Roman"/>
-          </w:rPr>
-          <w:t>Du et al., 2009</w:t>
-        </w:r>
-      </w:hyperlink>
-      <w:r>
-        <w:rPr>
-          <w:rFonts w:ascii="Times New Roman" w:hAnsi="Times New Roman" w:cs="Times New Roman"/>
-        </w:rPr>
-        <w:t xml:space="preserve">; </w:t>
-      </w:r>
-      <w:hyperlink w:anchor="ref-picard_energetic_2018">
-        <w:r>
-          <w:rPr>
-            <w:rStyle w:val="Hyperlink"/>
-            <w:rFonts w:ascii="Times New Roman" w:hAnsi="Times New Roman" w:cs="Times New Roman"/>
-          </w:rPr>
-          <w:t>Picard et al., 2018</w:t>
-        </w:r>
-      </w:hyperlink>
-      <w:r>
-        <w:rPr>
-          <w:rFonts w:ascii="Times New Roman" w:hAnsi="Times New Roman" w:cs="Times New Roman"/>
-        </w:rPr>
-        <w:t xml:space="preserve">; </w:t>
-      </w:r>
-      <w:hyperlink w:anchor="ref-picard_mitochondria_2014">
-        <w:r>
-          <w:rPr>
-            <w:rStyle w:val="Hyperlink"/>
-            <w:rFonts w:ascii="Times New Roman" w:hAnsi="Times New Roman" w:cs="Times New Roman"/>
-          </w:rPr>
-          <w:t>Picard &amp; McEwen, 2014</w:t>
-        </w:r>
-      </w:hyperlink>
-      <w:r>
-        <w:rPr>
-          <w:rFonts w:ascii="Times New Roman" w:hAnsi="Times New Roman" w:cs="Times New Roman"/>
-        </w:rPr>
-        <w:t xml:space="preserve">; </w:t>
-      </w:r>
-      <w:hyperlink w:anchor="ref-siegel1994basic">
-        <w:r>
-          <w:rPr>
-            <w:rStyle w:val="Hyperlink"/>
-            <w:rFonts w:ascii="Times New Roman" w:hAnsi="Times New Roman" w:cs="Times New Roman"/>
-          </w:rPr>
-          <w:t>Siegel &amp; Albers, 1994</w:t>
-        </w:r>
-      </w:hyperlink>
-      <w:r>
-        <w:rPr>
-          <w:rFonts w:ascii="Times New Roman" w:hAnsi="Times New Roman" w:cs="Times New Roman"/>
-        </w:rPr>
-        <w:t>). Cognitive processes are energetically demanding, relying heavily on mitochondrial respiration (</w:t>
-      </w:r>
-      <w:hyperlink w:anchor="ref-alexandrov_neuronal_2022">
-        <w:r>
-          <w:rPr>
-            <w:rStyle w:val="Hyperlink"/>
-            <w:rFonts w:ascii="Times New Roman" w:hAnsi="Times New Roman" w:cs="Times New Roman"/>
-          </w:rPr>
-          <w:t>Alexandrov &amp; Pletnikov, 2022</w:t>
-        </w:r>
-      </w:hyperlink>
-      <w:r>
-        <w:rPr>
-          <w:rFonts w:ascii="Times New Roman" w:hAnsi="Times New Roman" w:cs="Times New Roman"/>
-        </w:rPr>
-        <w:t xml:space="preserve">; </w:t>
-      </w:r>
-      <w:hyperlink w:anchor="ref-mann_coupling_2021">
-        <w:r>
-          <w:rPr>
-            <w:rStyle w:val="Hyperlink"/>
-            <w:rFonts w:ascii="Times New Roman" w:hAnsi="Times New Roman" w:cs="Times New Roman"/>
-          </w:rPr>
-          <w:t>Mann et al., 2021</w:t>
-        </w:r>
-      </w:hyperlink>
-      <w:r>
-        <w:rPr>
-          <w:rFonts w:ascii="Times New Roman" w:hAnsi="Times New Roman" w:cs="Times New Roman"/>
-        </w:rPr>
-        <w:t xml:space="preserve">; </w:t>
-      </w:r>
-      <w:hyperlink w:anchor="ref-mcnay_decreases_2000">
-        <w:r>
-          <w:rPr>
-            <w:rStyle w:val="Hyperlink"/>
-            <w:rFonts w:ascii="Times New Roman" w:hAnsi="Times New Roman" w:cs="Times New Roman"/>
-          </w:rPr>
-          <w:t>McNay et al., 2000</w:t>
-        </w:r>
-      </w:hyperlink>
-      <w:r>
-        <w:rPr>
-          <w:rFonts w:ascii="Times New Roman" w:hAnsi="Times New Roman" w:cs="Times New Roman"/>
-        </w:rPr>
-        <w:t>). However, mitochondrial respiration inherently generates reactive oxygen species (ROS) as a byproduct, and when ROS production exceeds antioxidant capacity this results in oxidative stress and oxidative damage (</w:t>
-      </w:r>
-      <w:hyperlink w:anchor="ref-du_dynamic_2009">
-        <w:r>
-          <w:rPr>
-            <w:rStyle w:val="Hyperlink"/>
-            <w:rFonts w:ascii="Times New Roman" w:hAnsi="Times New Roman" w:cs="Times New Roman"/>
-          </w:rPr>
-          <w:t>Du et al., 2009</w:t>
-        </w:r>
-      </w:hyperlink>
-      <w:r>
-        <w:rPr>
-          <w:rFonts w:ascii="Times New Roman" w:hAnsi="Times New Roman" w:cs="Times New Roman"/>
-        </w:rPr>
-        <w:t xml:space="preserve">; </w:t>
-      </w:r>
-      <w:hyperlink w:anchor="ref-finkel_oxidants_2000">
-        <w:r>
-          <w:rPr>
-            <w:rStyle w:val="Hyperlink"/>
-            <w:rFonts w:ascii="Times New Roman" w:hAnsi="Times New Roman" w:cs="Times New Roman"/>
-          </w:rPr>
-          <w:t>Finkel &amp; Holbrook, 2000</w:t>
-        </w:r>
-      </w:hyperlink>
-      <w:r>
-        <w:rPr>
-          <w:rFonts w:ascii="Times New Roman" w:hAnsi="Times New Roman" w:cs="Times New Roman"/>
-        </w:rPr>
-        <w:t xml:space="preserve">; </w:t>
-      </w:r>
-      <w:hyperlink w:anchor="ref-gong_chronic_2011">
-        <w:r>
-          <w:rPr>
-            <w:rStyle w:val="Hyperlink"/>
-            <w:rFonts w:ascii="Times New Roman" w:hAnsi="Times New Roman" w:cs="Times New Roman"/>
-          </w:rPr>
-          <w:t>Gong et al., 2011</w:t>
-        </w:r>
-      </w:hyperlink>
-      <w:r>
-        <w:rPr>
-          <w:rFonts w:ascii="Times New Roman" w:hAnsi="Times New Roman" w:cs="Times New Roman"/>
-        </w:rPr>
-        <w:t xml:space="preserve">; </w:t>
-      </w:r>
-      <w:hyperlink w:anchor="ref-hoffmann_mitochondrion_2018">
-        <w:r>
-          <w:rPr>
-            <w:rStyle w:val="Hyperlink"/>
-            <w:rFonts w:ascii="Times New Roman" w:hAnsi="Times New Roman" w:cs="Times New Roman"/>
-          </w:rPr>
-          <w:t>Hoffmann &amp; Spengler, 2018</w:t>
-        </w:r>
-      </w:hyperlink>
-      <w:r>
-        <w:rPr>
-          <w:rFonts w:ascii="Times New Roman" w:hAnsi="Times New Roman" w:cs="Times New Roman"/>
-        </w:rPr>
-        <w:t xml:space="preserve">; </w:t>
-      </w:r>
-      <w:hyperlink w:anchor="ref-zhu_prenatal_2004">
-        <w:r>
-          <w:rPr>
-            <w:rStyle w:val="Hyperlink"/>
-            <w:rFonts w:ascii="Times New Roman" w:hAnsi="Times New Roman" w:cs="Times New Roman"/>
-          </w:rPr>
-          <w:t>Zhu et al., 2004</w:t>
-        </w:r>
-      </w:hyperlink>
-      <w:r>
-        <w:rPr>
-          <w:rFonts w:ascii="Times New Roman" w:hAnsi="Times New Roman" w:cs="Times New Roman"/>
-        </w:rPr>
-        <w:t>). Excessive oxidative damage increases cell death and senescence, reducing the number of functional neurons (</w:t>
-      </w:r>
-      <w:hyperlink w:anchor="ref-du_dynamic_2009">
-        <w:r>
-          <w:rPr>
-            <w:rStyle w:val="Hyperlink"/>
-            <w:rFonts w:ascii="Times New Roman" w:hAnsi="Times New Roman" w:cs="Times New Roman"/>
-          </w:rPr>
-          <w:t>Du et al., 2009</w:t>
-        </w:r>
-      </w:hyperlink>
-      <w:r>
-        <w:rPr>
-          <w:rFonts w:ascii="Times New Roman" w:hAnsi="Times New Roman" w:cs="Times New Roman"/>
-        </w:rPr>
-        <w:t xml:space="preserve">; </w:t>
-      </w:r>
-      <w:hyperlink w:anchor="ref-gong_chronic_2011">
-        <w:r>
-          <w:rPr>
-            <w:rStyle w:val="Hyperlink"/>
-            <w:rFonts w:ascii="Times New Roman" w:hAnsi="Times New Roman" w:cs="Times New Roman"/>
-          </w:rPr>
-          <w:t>Gong et al., 2011</w:t>
-        </w:r>
-      </w:hyperlink>
-      <w:r>
-        <w:rPr>
-          <w:rFonts w:ascii="Times New Roman" w:hAnsi="Times New Roman" w:cs="Times New Roman"/>
-        </w:rPr>
-        <w:t xml:space="preserve">; </w:t>
-      </w:r>
-      <w:hyperlink w:anchor="ref-zhu_prenatal_2004">
-        <w:r>
-          <w:rPr>
-            <w:rStyle w:val="Hyperlink"/>
-            <w:rFonts w:ascii="Times New Roman" w:hAnsi="Times New Roman" w:cs="Times New Roman"/>
-          </w:rPr>
-          <w:t>Zhu et al., 2004</w:t>
-        </w:r>
-      </w:hyperlink>
-      <w:r>
-        <w:rPr>
-          <w:rFonts w:ascii="Times New Roman" w:hAnsi="Times New Roman" w:cs="Times New Roman"/>
-        </w:rPr>
-        <w:t>) and consequently impairing cognitive abilities (</w:t>
-      </w:r>
-      <w:hyperlink w:anchor="ref-amiel_effects_2017">
-        <w:r>
-          <w:rPr>
-            <w:rStyle w:val="Hyperlink"/>
-            <w:rFonts w:ascii="Times New Roman" w:hAnsi="Times New Roman" w:cs="Times New Roman"/>
-          </w:rPr>
-          <w:t>Amiel et al., 2017</w:t>
-        </w:r>
-      </w:hyperlink>
-      <w:r>
-        <w:rPr>
-          <w:rFonts w:ascii="Times New Roman" w:hAnsi="Times New Roman" w:cs="Times New Roman"/>
-        </w:rPr>
-        <w:t xml:space="preserve">; </w:t>
-      </w:r>
-      <w:hyperlink w:anchor="ref-lefebvre_taxonomic_2011">
-        <w:r>
-          <w:rPr>
-            <w:rStyle w:val="Hyperlink"/>
-            <w:rFonts w:ascii="Times New Roman" w:hAnsi="Times New Roman" w:cs="Times New Roman"/>
-          </w:rPr>
-          <w:t>Lefebvre, 2011</w:t>
-        </w:r>
-      </w:hyperlink>
-      <w:r>
-        <w:rPr>
-          <w:rFonts w:ascii="Times New Roman" w:hAnsi="Times New Roman" w:cs="Times New Roman"/>
-        </w:rPr>
-        <w:t>). Impacts on mitochondrial function during early development may therefore have significant consequences for cognitive abilities such as prey detection.</w:t>
-      </w:r>
-    </w:p>
-    <w:p>
-      <w:pPr>
-        <w:pStyle w:val="BodyText"/>
-        <w:spacing w:line="360" w:lineRule="auto"/>
-        <w:rPr>
-          <w:rFonts w:ascii="Times New Roman" w:hAnsi="Times New Roman" w:cs="Times New Roman"/>
-        </w:rPr>
-      </w:pPr>
-      <w:r>
-        <w:rPr>
-          <w:rFonts w:ascii="Times New Roman" w:hAnsi="Times New Roman" w:cs="Times New Roman"/>
-        </w:rPr>
-        <w:t xml:space="preserve">Mitochondria are highly responsive to the environment, and early-life conditions can have short-term and long-lasting consequences on mitochondrial function (reviewed in </w:t>
-      </w:r>
-      <w:hyperlink w:anchor="ref-gyllenhammer2020developmental">
-        <w:r>
-          <w:rPr>
-            <w:rStyle w:val="Hyperlink"/>
-            <w:rFonts w:ascii="Times New Roman" w:hAnsi="Times New Roman" w:cs="Times New Roman"/>
-          </w:rPr>
-          <w:t xml:space="preserve">Gyllenhammer et al., </w:t>
-        </w:r>
-        <w:r>
-          <w:rPr>
-            <w:rStyle w:val="Hyperlink"/>
-            <w:rFonts w:ascii="Times New Roman" w:hAnsi="Times New Roman" w:cs="Times New Roman"/>
-          </w:rPr>
-          <w:lastRenderedPageBreak/>
-          <w:t>2020</w:t>
-        </w:r>
-      </w:hyperlink>
-      <w:r>
-        <w:rPr>
-          <w:rFonts w:ascii="Times New Roman" w:hAnsi="Times New Roman" w:cs="Times New Roman"/>
-        </w:rPr>
-        <w:t>). Stress-related hormones and temperature are particularly relevant for mitochondrial function due to their strong effects on metabolic processes (</w:t>
-      </w:r>
-      <w:hyperlink w:anchor="ref-crino2024eggs">
-        <w:r>
-          <w:rPr>
-            <w:rStyle w:val="Hyperlink"/>
-            <w:rFonts w:ascii="Times New Roman" w:hAnsi="Times New Roman" w:cs="Times New Roman"/>
-          </w:rPr>
-          <w:t>Crino et al., 2024</w:t>
-        </w:r>
-      </w:hyperlink>
-      <w:r>
-        <w:rPr>
-          <w:rFonts w:ascii="Times New Roman" w:hAnsi="Times New Roman" w:cs="Times New Roman"/>
-        </w:rPr>
-        <w:t xml:space="preserve">; </w:t>
-      </w:r>
-      <w:hyperlink w:anchor="ref-sapolsky_how_2000">
-        <w:r>
-          <w:rPr>
-            <w:rStyle w:val="Hyperlink"/>
-            <w:rFonts w:ascii="Times New Roman" w:hAnsi="Times New Roman" w:cs="Times New Roman"/>
-          </w:rPr>
-          <w:t>Sapolsky et al., 2000</w:t>
-        </w:r>
-      </w:hyperlink>
-      <w:r>
-        <w:rPr>
-          <w:rFonts w:ascii="Times New Roman" w:hAnsi="Times New Roman" w:cs="Times New Roman"/>
-        </w:rPr>
-        <w:t xml:space="preserve">; </w:t>
-      </w:r>
-      <w:hyperlink w:anchor="ref-stier2022experimental">
-        <w:r>
-          <w:rPr>
-            <w:rStyle w:val="Hyperlink"/>
-            <w:rFonts w:ascii="Times New Roman" w:hAnsi="Times New Roman" w:cs="Times New Roman"/>
-          </w:rPr>
-          <w:t>Stier et al., 2022</w:t>
-        </w:r>
-      </w:hyperlink>
-      <w:r>
-        <w:rPr>
-          <w:rFonts w:ascii="Times New Roman" w:hAnsi="Times New Roman" w:cs="Times New Roman"/>
-        </w:rPr>
-        <w:t>). Vertebrates respond to stressful or challenging situations through the activation of physiological processes including the production of glucocorticoid (GC) hormones (</w:t>
-      </w:r>
-      <w:hyperlink w:anchor="ref-sapolsky_how_2000">
-        <w:r>
-          <w:rPr>
-            <w:rStyle w:val="Hyperlink"/>
-            <w:rFonts w:ascii="Times New Roman" w:hAnsi="Times New Roman" w:cs="Times New Roman"/>
-          </w:rPr>
-          <w:t>Sapolsky et al., 2000</w:t>
-        </w:r>
-      </w:hyperlink>
-      <w:r>
-        <w:rPr>
-          <w:rFonts w:ascii="Times New Roman" w:hAnsi="Times New Roman" w:cs="Times New Roman"/>
-        </w:rPr>
-        <w:t>). Glucocorticoids increase energy availability through multiple pathways, including direct action on mitochondria (</w:t>
-      </w:r>
-      <w:hyperlink w:anchor="ref-picard_mitochondria_2014">
-        <w:r>
-          <w:rPr>
-            <w:rStyle w:val="Hyperlink"/>
-            <w:rFonts w:ascii="Times New Roman" w:hAnsi="Times New Roman" w:cs="Times New Roman"/>
-          </w:rPr>
-          <w:t>Picard &amp; McEwen, 2014</w:t>
-        </w:r>
-      </w:hyperlink>
-      <w:r>
-        <w:rPr>
-          <w:rFonts w:ascii="Times New Roman" w:hAnsi="Times New Roman" w:cs="Times New Roman"/>
-        </w:rPr>
-        <w:t>). Glucocorticoids can be transmitted from females to their offspring and exposure to elevated levels of maternal GCs during development can have long term effects on multiple traits (</w:t>
-      </w:r>
-      <w:hyperlink w:anchor="ref-almasi2012maternal">
-        <w:r>
-          <w:rPr>
-            <w:rStyle w:val="Hyperlink"/>
-            <w:rFonts w:ascii="Times New Roman" w:hAnsi="Times New Roman" w:cs="Times New Roman"/>
-          </w:rPr>
-          <w:t>Almasi et al., 2012</w:t>
-        </w:r>
-      </w:hyperlink>
-      <w:r>
-        <w:rPr>
-          <w:rFonts w:ascii="Times New Roman" w:hAnsi="Times New Roman" w:cs="Times New Roman"/>
-        </w:rPr>
-        <w:t xml:space="preserve">; </w:t>
-      </w:r>
-      <w:hyperlink w:anchor="ref-hayward2004maternal">
-        <w:r>
-          <w:rPr>
-            <w:rStyle w:val="Hyperlink"/>
-            <w:rFonts w:ascii="Times New Roman" w:hAnsi="Times New Roman" w:cs="Times New Roman"/>
-          </w:rPr>
-          <w:t>Hayward &amp; Wingfield, 2004</w:t>
-        </w:r>
-      </w:hyperlink>
-      <w:r>
-        <w:rPr>
-          <w:rFonts w:ascii="Times New Roman" w:hAnsi="Times New Roman" w:cs="Times New Roman"/>
-        </w:rPr>
-        <w:t>). Independent of GC effects, temperature directly regulates metabolic rate and mitochondrial function in ectotherms (</w:t>
-      </w:r>
-      <w:hyperlink w:anchor="ref-crino2024eggs">
-        <w:r>
-          <w:rPr>
-            <w:rStyle w:val="Hyperlink"/>
-            <w:rFonts w:ascii="Times New Roman" w:hAnsi="Times New Roman" w:cs="Times New Roman"/>
-          </w:rPr>
-          <w:t>Crino et al., 2024</w:t>
-        </w:r>
-      </w:hyperlink>
-      <w:r>
-        <w:rPr>
-          <w:rFonts w:ascii="Times New Roman" w:hAnsi="Times New Roman" w:cs="Times New Roman"/>
-        </w:rPr>
-        <w:t xml:space="preserve">; </w:t>
-      </w:r>
-      <w:hyperlink w:anchor="ref-noble_developmental_2018">
-        <w:r>
-          <w:rPr>
-            <w:rStyle w:val="Hyperlink"/>
-            <w:rFonts w:ascii="Times New Roman" w:hAnsi="Times New Roman" w:cs="Times New Roman"/>
-          </w:rPr>
-          <w:t>Noble et al., 2018</w:t>
-        </w:r>
-      </w:hyperlink>
-      <w:r>
-        <w:rPr>
-          <w:rFonts w:ascii="Times New Roman" w:hAnsi="Times New Roman" w:cs="Times New Roman"/>
-        </w:rPr>
-        <w:t xml:space="preserve">; </w:t>
-      </w:r>
-      <w:hyperlink w:anchor="ref-stier2022experimental">
-        <w:r>
-          <w:rPr>
-            <w:rStyle w:val="Hyperlink"/>
-            <w:rFonts w:ascii="Times New Roman" w:hAnsi="Times New Roman" w:cs="Times New Roman"/>
-          </w:rPr>
-          <w:t>Stier et al., 2022</w:t>
-        </w:r>
-      </w:hyperlink>
-      <w:r>
-        <w:rPr>
-          <w:rFonts w:ascii="Times New Roman" w:hAnsi="Times New Roman" w:cs="Times New Roman"/>
-        </w:rPr>
-        <w:t>). For instance, maternal stress and GC manipulation in eggs have been shown to increase oxidative stress and oxidative damage in offspring (</w:t>
-      </w:r>
-      <w:hyperlink w:anchor="ref-haussmann_embryonic_2012">
-        <w:r>
-          <w:rPr>
-            <w:rStyle w:val="Hyperlink"/>
-            <w:rFonts w:ascii="Times New Roman" w:hAnsi="Times New Roman" w:cs="Times New Roman"/>
-          </w:rPr>
-          <w:t>Haussmann et al., 2012</w:t>
-        </w:r>
-      </w:hyperlink>
-      <w:r>
-        <w:rPr>
-          <w:rFonts w:ascii="Times New Roman" w:hAnsi="Times New Roman" w:cs="Times New Roman"/>
-        </w:rPr>
-        <w:t xml:space="preserve">; </w:t>
-      </w:r>
-      <w:hyperlink w:anchor="ref-song2009prenatal">
-        <w:r>
-          <w:rPr>
-            <w:rStyle w:val="Hyperlink"/>
-            <w:rFonts w:ascii="Times New Roman" w:hAnsi="Times New Roman" w:cs="Times New Roman"/>
-          </w:rPr>
-          <w:t>Song et al., 2009</w:t>
-        </w:r>
-      </w:hyperlink>
-      <w:r>
-        <w:rPr>
-          <w:rFonts w:ascii="Times New Roman" w:hAnsi="Times New Roman" w:cs="Times New Roman"/>
-        </w:rPr>
-        <w:t xml:space="preserve">; </w:t>
-      </w:r>
-      <w:hyperlink w:anchor="ref-zhu_prenatal_2004">
-        <w:r>
-          <w:rPr>
-            <w:rStyle w:val="Hyperlink"/>
-            <w:rFonts w:ascii="Times New Roman" w:hAnsi="Times New Roman" w:cs="Times New Roman"/>
-          </w:rPr>
-          <w:t>Zhu et al., 2004</w:t>
-        </w:r>
-      </w:hyperlink>
-      <w:r>
-        <w:rPr>
-          <w:rFonts w:ascii="Times New Roman" w:hAnsi="Times New Roman" w:cs="Times New Roman"/>
-        </w:rPr>
-        <w:t>), while incubation temperature shapes mitochondrial efficiency and oxidative damage in ectotherms (</w:t>
-      </w:r>
-      <w:hyperlink w:anchor="ref-crino2024eggs">
-        <w:r>
-          <w:rPr>
-            <w:rStyle w:val="Hyperlink"/>
-            <w:rFonts w:ascii="Times New Roman" w:hAnsi="Times New Roman" w:cs="Times New Roman"/>
-          </w:rPr>
-          <w:t>Crino et al., 2024</w:t>
-        </w:r>
-      </w:hyperlink>
-      <w:r>
-        <w:rPr>
-          <w:rFonts w:ascii="Times New Roman" w:hAnsi="Times New Roman" w:cs="Times New Roman"/>
-        </w:rPr>
-        <w:t xml:space="preserve">; </w:t>
-      </w:r>
-      <w:hyperlink w:anchor="ref-stier2022experimental">
-        <w:r>
-          <w:rPr>
-            <w:rStyle w:val="Hyperlink"/>
-            <w:rFonts w:ascii="Times New Roman" w:hAnsi="Times New Roman" w:cs="Times New Roman"/>
-          </w:rPr>
-          <w:t>Stier et al., 2022</w:t>
-        </w:r>
-      </w:hyperlink>
-      <w:r>
-        <w:rPr>
-          <w:rFonts w:ascii="Times New Roman" w:hAnsi="Times New Roman" w:cs="Times New Roman"/>
-        </w:rPr>
-        <w:t xml:space="preserve">; </w:t>
-      </w:r>
-      <w:hyperlink w:anchor="ref-treidel2016temperature">
-        <w:r>
-          <w:rPr>
-            <w:rStyle w:val="Hyperlink"/>
-            <w:rFonts w:ascii="Times New Roman" w:hAnsi="Times New Roman" w:cs="Times New Roman"/>
-          </w:rPr>
-          <w:t>Treidel et al., 2016</w:t>
-        </w:r>
-      </w:hyperlink>
-      <w:r>
-        <w:rPr>
-          <w:rFonts w:ascii="Times New Roman" w:hAnsi="Times New Roman" w:cs="Times New Roman"/>
-        </w:rPr>
-        <w:t xml:space="preserve">). </w:t>
-      </w:r>
-      <w:r>
-        <w:rPr>
-          <w:rFonts w:ascii="Times New Roman" w:hAnsi="Times New Roman" w:cs="Times New Roman"/>
-        </w:rPr>
-        <w:t xml:space="preserve">For example, if incubation temperature alters mitochondrial efficiency, then the effects of prenatal GC exposure on oxidative damage may vary across thermal </w:t>
-      </w:r>
-      <w:r>
-        <w:rPr>
-          <w:rFonts w:ascii="Times New Roman" w:hAnsi="Times New Roman" w:cs="Times New Roman"/>
-        </w:rPr>
-        <w:t>conditions</w:t>
-      </w:r>
-      <w:r>
-        <w:rPr>
-          <w:rFonts w:ascii="Times New Roman" w:hAnsi="Times New Roman" w:cs="Times New Roman"/>
-        </w:rPr>
-        <w:t>.</w:t>
-      </w:r>
-      <w:r>
-        <w:rPr>
-          <w:rFonts w:ascii="Times New Roman" w:hAnsi="Times New Roman" w:cs="Times New Roman"/>
-        </w:rPr>
-        <w:t xml:space="preserve"> </w:t>
-      </w:r>
-      <w:r>
-        <w:rPr>
-          <w:rFonts w:ascii="Times New Roman" w:hAnsi="Times New Roman" w:cs="Times New Roman"/>
-        </w:rPr>
-        <w:t xml:space="preserve">Yet, the </w:t>
-      </w:r>
-      <w:r>
-        <w:rPr>
-          <w:rFonts w:ascii="Times New Roman" w:hAnsi="Times New Roman" w:cs="Times New Roman"/>
-        </w:rPr>
-        <w:t>combined</w:t>
-      </w:r>
-      <w:r>
-        <w:rPr>
-          <w:rFonts w:ascii="Times New Roman" w:hAnsi="Times New Roman" w:cs="Times New Roman"/>
-        </w:rPr>
-        <w:t xml:space="preserve"> effects of prenatal GCs and temperature on mitochondrial function remain poorly understood. Evidence in lizards suggests that there are no interactive effects of prenatal GCs and temperature on mitochondrial respiration in the liver (</w:t>
-      </w:r>
-      <w:hyperlink w:anchor="ref-crino2024eggs">
-        <w:r>
-          <w:rPr>
-            <w:rStyle w:val="Hyperlink"/>
-            <w:rFonts w:ascii="Times New Roman" w:hAnsi="Times New Roman" w:cs="Times New Roman"/>
-          </w:rPr>
-          <w:t>Crino et al., 2024</w:t>
-        </w:r>
-      </w:hyperlink>
-      <w:r>
-        <w:rPr>
-          <w:rFonts w:ascii="Times New Roman" w:hAnsi="Times New Roman" w:cs="Times New Roman"/>
-        </w:rPr>
-        <w:t>), and that mitochondrial physiology in the medial cortex is robust to both factors (</w:t>
-      </w:r>
-      <w:hyperlink w:anchor="ref-recio2025prenatal">
-        <w:r>
-          <w:rPr>
-            <w:rStyle w:val="Hyperlink"/>
-            <w:rFonts w:ascii="Times New Roman" w:hAnsi="Times New Roman" w:cs="Times New Roman"/>
-          </w:rPr>
-          <w:t>Recio et al., 2025</w:t>
-        </w:r>
-      </w:hyperlink>
-      <w:r>
-        <w:rPr>
-          <w:rFonts w:ascii="Times New Roman" w:hAnsi="Times New Roman" w:cs="Times New Roman"/>
-        </w:rPr>
-        <w:t>). However, research in other species shows that the effects of prenatal GCs and temperature on brain development are region-dependent, with some brain areas being robust to these factors while others not (</w:t>
-      </w:r>
-      <w:hyperlink w:anchor="ref-coomber_independent_1997">
-        <w:r>
-          <w:rPr>
-            <w:rStyle w:val="Hyperlink"/>
-            <w:rFonts w:ascii="Times New Roman" w:hAnsi="Times New Roman" w:cs="Times New Roman"/>
-          </w:rPr>
-          <w:t>Coomber et al., 1997</w:t>
-        </w:r>
-      </w:hyperlink>
-      <w:r>
-        <w:rPr>
-          <w:rFonts w:ascii="Times New Roman" w:hAnsi="Times New Roman" w:cs="Times New Roman"/>
-        </w:rPr>
-        <w:t xml:space="preserve">; </w:t>
-      </w:r>
-      <w:hyperlink w:anchor="ref-sakata_neural_2000">
-        <w:r>
-          <w:rPr>
-            <w:rStyle w:val="Hyperlink"/>
-            <w:rFonts w:ascii="Times New Roman" w:hAnsi="Times New Roman" w:cs="Times New Roman"/>
-          </w:rPr>
-          <w:t>Sakata et al., 2000</w:t>
-        </w:r>
-      </w:hyperlink>
-      <w:r>
-        <w:rPr>
-          <w:rFonts w:ascii="Times New Roman" w:hAnsi="Times New Roman" w:cs="Times New Roman"/>
-        </w:rPr>
-        <w:t xml:space="preserve">; </w:t>
-      </w:r>
-      <w:hyperlink w:anchor="ref-zhu_prenatal_2004">
-        <w:r>
-          <w:rPr>
-            <w:rStyle w:val="Hyperlink"/>
-            <w:rFonts w:ascii="Times New Roman" w:hAnsi="Times New Roman" w:cs="Times New Roman"/>
-          </w:rPr>
-          <w:t>Zhu et al., 2004</w:t>
-        </w:r>
-      </w:hyperlink>
-      <w:r>
-        <w:rPr>
-          <w:rFonts w:ascii="Times New Roman" w:hAnsi="Times New Roman" w:cs="Times New Roman"/>
-        </w:rPr>
-        <w:t>). Given this region-specificity, it is possible that prenatal GCs and temperature could differently impact different brain regions even when no interaction was evident. While logistically challenging, work measuring traits across different brain regions and cognitive domains will be needed to fully understand whether prenatal GCs and thermal environment jointly shape physiology and cognition.</w:t>
-      </w:r>
-    </w:p>
-    <w:p>
-      <w:pPr>
-        <w:pStyle w:val="BodyText"/>
-        <w:spacing w:line="360" w:lineRule="auto"/>
-        <w:rPr>
-          <w:rFonts w:ascii="Times New Roman" w:hAnsi="Times New Roman" w:cs="Times New Roman"/>
-        </w:rPr>
-      </w:pPr>
-      <w:r>
-        <w:rPr>
-          <w:rFonts w:ascii="Times New Roman" w:hAnsi="Times New Roman" w:cs="Times New Roman"/>
-        </w:rPr>
+        <w:lastRenderedPageBreak/>
         <w:t>Here, we investigated the effects of prenatal temperature and corticosterone (CORT)—the main GC in reptiles—on mitochondrial function and prey detection in an Australian lizard, the delicate skink (</w:t>
       </w:r>
       <w:r>
@@ -1196,14 +1213,7 @@
         <w:rPr>
           <w:rFonts w:ascii="Times New Roman" w:hAnsi="Times New Roman" w:cs="Times New Roman"/>
         </w:rPr>
-        <w:t xml:space="preserve">). We manipulated egg CORT levels and incubation temperature in a fully factorial design, measured prey detection ability and then assessed mitochondrial function </w:t>
-      </w:r>
-      <w:r>
-        <w:rPr>
-          <w:rFonts w:ascii="Times New Roman" w:hAnsi="Times New Roman" w:cs="Times New Roman"/>
-        </w:rPr>
-        <w:lastRenderedPageBreak/>
-        <w:t xml:space="preserve">in brain regions related to the processing of chemical and visual cues. Specifically, we analysed mitochondrial density and metabolic capacity as a proxy for understanding the energetic efficiency of the cell, and reactive oxygen species (ROS) as a proxy for oxidative stress. In addition, we also analysed DNA damage and lipid peroxidation, which are typical damage caused by oxidative stress (hereafter also oxidative damage). Previous work on </w:t>
+        <w:t xml:space="preserve">). We manipulated egg CORT levels and incubation temperature in a fully factorial design, measured prey detection ability and then assessed mitochondrial function in brain regions related to the processing of chemical and visual cues. Specifically, we analysed mitochondrial density and metabolic capacity as a proxy for understanding the energetic efficiency of the cell, and reactive oxygen species (ROS) as a proxy for oxidative stress. In addition, we also analysed DNA damage and lipid peroxidation, which are typical damage caused by oxidative stress (hereafter also oxidative damage). Previous work on </w:t>
       </w:r>
       <w:r>
         <w:rPr>
@@ -1498,7 +1508,14 @@
         <w:rPr>
           <w:rFonts w:cs="Times New Roman"/>
         </w:rPr>
-        <w:t>) per enclosure three days a week. Crickets were dusted with calcium weekly and multivitamin and calcium biweekly. Room temperatures were set to 22-24 ºC, but enclosures were also provided with a heat chord and a heat lamp following a 12 h light:12 h dark cycle that maintained on side of the enclosures at ~34 ºC. We also provided lizards with UV light for 12 h a day.</w:t>
+        <w:t xml:space="preserve">) per enclosure three days a week. Crickets were dusted with calcium weekly and multivitamin and calcium biweekly. Room temperatures were set to 22-24 ºC, but enclosures were also provided with a heat chord and a </w:t>
+      </w:r>
+      <w:r>
+        <w:rPr>
+          <w:rFonts w:cs="Times New Roman"/>
+        </w:rPr>
+        <w:lastRenderedPageBreak/>
+        <w:t>heat lamp following a 12 h light:12 h dark cycle that maintained on side of the enclosures at ~34 ºC. We also provided lizards with UV light for 12 h a day.</w:t>
       </w:r>
     </w:p>
     <w:p>
@@ -1521,14 +1538,7 @@
         <w:rPr>
           <w:rFonts w:ascii="Times New Roman" w:hAnsi="Times New Roman" w:cs="Times New Roman"/>
         </w:rPr>
-        <w:t xml:space="preserve"> – Between mid-October 2022 and the end of February 2023, we provide females with a place to lay the eggs by placing a small box (12.5 L x 8.3 W x 5 H cm) </w:t>
-      </w:r>
-      <w:r>
-        <w:rPr>
-          <w:rFonts w:ascii="Times New Roman" w:hAnsi="Times New Roman" w:cs="Times New Roman"/>
-        </w:rPr>
-        <w:lastRenderedPageBreak/>
-        <w:t>with moist vermiculite in the communal enclosures. We checked the boxes three days a week for eggs. After collection, eggs were treated with either a CORT or a control solution (see CORT and temperature manipulation below) and placed in individual cups (80 mL) with moist vermiculite (12 parts water to 4 parts vermiculite). Cups were covered with cling wrap to retain moisture and left at one of two different incubation temperatures (see CORT and temperature manipulation below) until hatching.</w:t>
+        <w:t xml:space="preserve"> – Between mid-October 2022 and the end of February 2023, we provide females with a place to lay the eggs by placing a small box (12.5 L x 8.3 W x 5 H cm) with moist vermiculite in the communal enclosures. We checked the boxes three days a week for eggs. After collection, eggs were treated with either a CORT or a control solution (see CORT and temperature manipulation below) and placed in individual cups (80 mL) with moist vermiculite (12 parts water to 4 parts vermiculite). Cups were covered with cling wrap to retain moisture and left at one of two different incubation temperatures (see CORT and temperature manipulation below) until hatching.</w:t>
       </w:r>
     </w:p>
     <w:p>
@@ -1668,7 +1678,14 @@
         <w:rPr>
           <w:rFonts w:cs="Times New Roman"/>
         </w:rPr>
-        <w:t xml:space="preserve">), however, some control eggs had overlapping yolk CORT levels with those of CORT-treated eggs, indicating that the concentrations achieved by our treatment fall within levels that can occur without experimental manipulation. Eggs were then incubated at either cold (23 ± 3 ºC) or hot (28 ± 3 ºC) (see </w:t>
+        <w:t xml:space="preserve">), however, some control eggs had overlapping yolk CORT levels with those of CORT-treated eggs, indicating that the </w:t>
+      </w:r>
+      <w:r>
+        <w:rPr>
+          <w:rFonts w:cs="Times New Roman"/>
+        </w:rPr>
+        <w:lastRenderedPageBreak/>
+        <w:t xml:space="preserve">concentrations achieved by our treatment fall within levels that can occur without experimental manipulation. Eggs were then incubated at either cold (23 ± 3 ºC) or hot (28 ± 3 ºC) (see </w:t>
       </w:r>
       <w:hyperlink w:anchor="fig-Methods">
         <w:r>
@@ -1731,105 +1748,324 @@
           <w:rFonts w:ascii="Times New Roman" w:hAnsi="Times New Roman" w:cs="Times New Roman"/>
           <w:color w:val="000000" w:themeColor="text1"/>
         </w:rPr>
+        <w:t>Prey detection tests</w:t>
+      </w:r>
+    </w:p>
+    <w:p>
+      <w:pPr>
+        <w:pStyle w:val="FirstParagraph"/>
+        <w:spacing w:line="360" w:lineRule="auto"/>
+        <w:rPr>
+          <w:rFonts w:cs="Times New Roman"/>
+        </w:rPr>
+      </w:pPr>
+      <w:r>
+        <w:rPr>
+          <w:rFonts w:cs="Times New Roman"/>
+        </w:rPr>
+        <w:t xml:space="preserve">Approximately 225 days after hatching (age per treatment on </w:t>
+      </w:r>
+      <w:r>
+        <w:rPr>
+          <w:rFonts w:cs="Times New Roman"/>
+          <w:i/>
+          <w:iCs/>
+        </w:rPr>
+        <w:t>Table S2</w:t>
+      </w:r>
+      <w:r>
+        <w:rPr>
+          <w:rFonts w:cs="Times New Roman"/>
+        </w:rPr>
+        <w:t xml:space="preserve"> </w:t>
+      </w:r>
+      <w:r>
+        <w:rPr>
+          <w:rFonts w:cs="Times New Roman"/>
+        </w:rPr>
+        <w:t xml:space="preserve">in </w:t>
+      </w:r>
+      <w:r>
+        <w:rPr>
+          <w:rFonts w:cs="Times New Roman"/>
+          <w:i/>
+          <w:iCs/>
+        </w:rPr>
+        <w:t>Supplementary Material</w:t>
+      </w:r>
+      <w:r>
+        <w:rPr>
+          <w:rFonts w:cs="Times New Roman"/>
+        </w:rPr>
+        <w:t xml:space="preserve">) lizards were subjected to the prey detection tests. Two weeks before we started the tests (see below), lizards were moved to the experimental arena (see Fig. 1) for acclimatisation. The arenas were individual plastic containers (41 L x 29.7 W x 22 H cm) with a shelter (9 L x 6 W x 1.5 H cm) on one of the extremes and a water dish in the middle of the arena. Arenas were placed in two rooms on six racks, each with its own CCTV system (device model DVR-HP210475) to record behavioural trials (see details below). The number of lizards per treatment in each rack was counterbalanced to control for any effect of the room or the position of the lizard on the rack. During acclimatisation, lizards were fed with only one cricket per day dusted with calcium and multivitamin, and water was supplied </w:t>
+      </w:r>
+      <w:r>
+        <w:rPr>
+          <w:rFonts w:cs="Times New Roman"/>
+          <w:i/>
+          <w:iCs/>
+        </w:rPr>
+        <w:t>ad libitum</w:t>
+      </w:r>
+      <w:r>
+        <w:rPr>
+          <w:rFonts w:cs="Times New Roman"/>
+        </w:rPr>
+        <w:t xml:space="preserve">. We provided a temperature gradient by means of a heat cord and heat lamps in a 12 h light: 12 h dark cycle. The room temperature was set to between 22-24 ºC. </w:t>
+      </w:r>
+      <w:r>
+        <w:rPr>
+          <w:rFonts w:cs="Times New Roman"/>
+        </w:rPr>
+        <w:t xml:space="preserve">UV light was provided following the same period of the heat lamps. </w:t>
+      </w:r>
+      <w:r>
+        <w:rPr>
+          <w:rFonts w:cs="Times New Roman"/>
+        </w:rPr>
+        <w:t xml:space="preserve">Two months after the tests, animals were euthanised and metabolic function was analysed in various brain regions (see </w:t>
+      </w:r>
+      <w:r>
+        <w:rPr>
+          <w:rFonts w:cs="Times New Roman"/>
+          <w:i/>
+          <w:iCs/>
+        </w:rPr>
+        <w:t>Brain mitochondrial function</w:t>
+      </w:r>
+      <w:r>
+        <w:rPr>
+          <w:rFonts w:cs="Times New Roman"/>
+        </w:rPr>
+        <w:t xml:space="preserve"> below).</w:t>
+      </w:r>
+    </w:p>
+    <w:p>
+      <w:pPr>
+        <w:pStyle w:val="BodyText"/>
+        <w:spacing w:line="360" w:lineRule="auto"/>
+        <w:rPr>
+          <w:rFonts w:ascii="Times New Roman" w:hAnsi="Times New Roman" w:cs="Times New Roman"/>
+        </w:rPr>
+      </w:pPr>
+      <w:r>
+        <w:rPr>
+          <w:rFonts w:ascii="Times New Roman" w:hAnsi="Times New Roman" w:cs="Times New Roman"/>
+        </w:rPr>
+        <w:t>To measure prey detection, we presented lizards with chemical and visual stimuli from familiar and unfamiliar prey, then recorded and analysed their behaviour towards each stimulus (</w:t>
+      </w:r>
+      <w:hyperlink w:anchor="fig-Methods">
+        <w:r>
+          <w:rPr>
+            <w:rStyle w:val="Hyperlink"/>
+            <w:rFonts w:ascii="Times New Roman" w:hAnsi="Times New Roman" w:cs="Times New Roman"/>
+          </w:rPr>
+          <w:t>Fig. 1</w:t>
+        </w:r>
+      </w:hyperlink>
+      <w:r>
+        <w:rPr>
+          <w:rFonts w:ascii="Times New Roman" w:hAnsi="Times New Roman" w:cs="Times New Roman"/>
+        </w:rPr>
+        <w:t xml:space="preserve"> C), building on similar methods used in other lizards (</w:t>
+      </w:r>
+      <w:hyperlink w:anchor="ref-desfilis2003stimulus">
+        <w:r>
+          <w:rPr>
+            <w:rStyle w:val="Hyperlink"/>
+            <w:rFonts w:ascii="Times New Roman" w:hAnsi="Times New Roman" w:cs="Times New Roman"/>
+          </w:rPr>
+          <w:t>Desfilis et al., 2003</w:t>
+        </w:r>
+      </w:hyperlink>
+      <w:r>
+        <w:rPr>
+          <w:rFonts w:ascii="Times New Roman" w:hAnsi="Times New Roman" w:cs="Times New Roman"/>
+        </w:rPr>
+        <w:t xml:space="preserve">; </w:t>
+      </w:r>
+      <w:hyperlink w:anchor="ref-recio_prey_2021">
+        <w:r>
+          <w:rPr>
+            <w:rStyle w:val="Hyperlink"/>
+            <w:rFonts w:ascii="Times New Roman" w:hAnsi="Times New Roman" w:cs="Times New Roman"/>
+          </w:rPr>
+          <w:t>Recio et al., 2021</w:t>
+        </w:r>
+      </w:hyperlink>
+      <w:r>
+        <w:rPr>
+          <w:rFonts w:ascii="Times New Roman" w:hAnsi="Times New Roman" w:cs="Times New Roman"/>
+        </w:rPr>
+        <w:t>). We used living crickets (</w:t>
+      </w:r>
+      <w:r>
+        <w:rPr>
+          <w:rFonts w:ascii="Times New Roman" w:hAnsi="Times New Roman" w:cs="Times New Roman"/>
+          <w:i/>
+          <w:iCs/>
+        </w:rPr>
+        <w:t>A. domestica</w:t>
+      </w:r>
+      <w:r>
+        <w:rPr>
+          <w:rFonts w:ascii="Times New Roman" w:hAnsi="Times New Roman" w:cs="Times New Roman"/>
+        </w:rPr>
+        <w:t>) as the familiar prey and living mealworm larvae (</w:t>
+      </w:r>
+      <w:r>
+        <w:rPr>
+          <w:rFonts w:ascii="Times New Roman" w:hAnsi="Times New Roman" w:cs="Times New Roman"/>
+          <w:i/>
+          <w:iCs/>
+        </w:rPr>
+        <w:t>Tenebrio molitor</w:t>
+      </w:r>
+      <w:r>
+        <w:rPr>
+          <w:rFonts w:ascii="Times New Roman" w:hAnsi="Times New Roman" w:cs="Times New Roman"/>
+        </w:rPr>
+        <w:t>) as the unfamiliar prey. We tested the effects of familiarity with the prey items because previous experience may influence stimuli detection through habituation or sensitisation (</w:t>
+      </w:r>
+      <w:hyperlink w:anchor="ref-burger_effects_1990">
+        <w:r>
+          <w:rPr>
+            <w:rStyle w:val="Hyperlink"/>
+            <w:rFonts w:ascii="Times New Roman" w:hAnsi="Times New Roman" w:cs="Times New Roman"/>
+          </w:rPr>
+          <w:t>Burger, 1990</w:t>
+        </w:r>
+      </w:hyperlink>
+      <w:r>
+        <w:rPr>
+          <w:rFonts w:ascii="Times New Roman" w:hAnsi="Times New Roman" w:cs="Times New Roman"/>
+        </w:rPr>
+        <w:t xml:space="preserve">, </w:t>
+      </w:r>
+      <w:hyperlink w:anchor="ref-burger_effects_1991">
+        <w:r>
+          <w:rPr>
+            <w:rStyle w:val="Hyperlink"/>
+            <w:rFonts w:ascii="Times New Roman" w:hAnsi="Times New Roman" w:cs="Times New Roman"/>
+          </w:rPr>
+          <w:t>1991</w:t>
+        </w:r>
+      </w:hyperlink>
+      <w:r>
+        <w:rPr>
+          <w:rFonts w:ascii="Times New Roman" w:hAnsi="Times New Roman" w:cs="Times New Roman"/>
+        </w:rPr>
+        <w:t xml:space="preserve">; </w:t>
+      </w:r>
+      <w:hyperlink w:anchor="ref-desfilis2003stimulus">
+        <w:r>
+          <w:rPr>
+            <w:rStyle w:val="Hyperlink"/>
+            <w:rFonts w:ascii="Times New Roman" w:hAnsi="Times New Roman" w:cs="Times New Roman"/>
+          </w:rPr>
+          <w:t>Desfilis et al., 2003</w:t>
+        </w:r>
+      </w:hyperlink>
+      <w:r>
+        <w:rPr>
+          <w:rFonts w:ascii="Times New Roman" w:hAnsi="Times New Roman" w:cs="Times New Roman"/>
+        </w:rPr>
+        <w:t>).</w:t>
+      </w:r>
+    </w:p>
+    <w:p>
+      <w:pPr>
+        <w:pStyle w:val="BodyText"/>
+        <w:spacing w:line="360" w:lineRule="auto"/>
+        <w:rPr>
+          <w:rFonts w:ascii="Times New Roman" w:hAnsi="Times New Roman" w:cs="Times New Roman"/>
+        </w:rPr>
+      </w:pPr>
+      <w:r>
+        <w:rPr>
+          <w:rFonts w:ascii="Times New Roman" w:hAnsi="Times New Roman" w:cs="Times New Roman"/>
+        </w:rPr>
+        <w:t xml:space="preserve">Each prey item was presented inside a transparent plastic vessel containing a white, two-chambered device (see </w:t>
+      </w:r>
+      <w:hyperlink w:anchor="fig-Methods">
+        <w:r>
+          <w:rPr>
+            <w:rStyle w:val="Hyperlink"/>
+            <w:rFonts w:ascii="Times New Roman" w:hAnsi="Times New Roman" w:cs="Times New Roman"/>
+          </w:rPr>
+          <w:t>Fig. 1</w:t>
+        </w:r>
+      </w:hyperlink>
+      <w:r>
+        <w:rPr>
+          <w:rFonts w:ascii="Times New Roman" w:hAnsi="Times New Roman" w:cs="Times New Roman"/>
+        </w:rPr>
+        <w:t xml:space="preserve"> B) made of polylactic acid (PLA). In chemical trials, the prey item was placed in the closed chamber at the back of the device, making it invisible to the lizard, </w:t>
+      </w:r>
+      <w:r>
+        <w:rPr>
+          <w:rFonts w:ascii="Times New Roman" w:hAnsi="Times New Roman" w:cs="Times New Roman"/>
+        </w:rPr>
         <w:lastRenderedPageBreak/>
-        <w:t>Prey detection tests</w:t>
-      </w:r>
-    </w:p>
-    <w:p>
-      <w:pPr>
-        <w:pStyle w:val="FirstParagraph"/>
-        <w:spacing w:line="360" w:lineRule="auto"/>
-        <w:rPr>
-          <w:rFonts w:cs="Times New Roman"/>
-        </w:rPr>
-      </w:pPr>
-      <w:r>
-        <w:rPr>
-          <w:rFonts w:cs="Times New Roman"/>
-        </w:rPr>
-        <w:t xml:space="preserve">Approximately 225 days after hatching (age per treatment on </w:t>
-      </w:r>
-      <w:r>
-        <w:rPr>
-          <w:rFonts w:cs="Times New Roman"/>
-          <w:i/>
-          <w:iCs/>
-        </w:rPr>
-        <w:t>Table S2</w:t>
-      </w:r>
-      <w:r>
-        <w:rPr>
-          <w:rFonts w:cs="Times New Roman"/>
-        </w:rPr>
-        <w:t xml:space="preserve"> </w:t>
-      </w:r>
-      <w:r>
-        <w:rPr>
-          <w:rFonts w:cs="Times New Roman"/>
-        </w:rPr>
-        <w:t xml:space="preserve">in </w:t>
-      </w:r>
-      <w:r>
-        <w:rPr>
-          <w:rFonts w:cs="Times New Roman"/>
-          <w:i/>
-          <w:iCs/>
-        </w:rPr>
-        <w:t>Supplementary Material</w:t>
-      </w:r>
-      <w:r>
-        <w:rPr>
-          <w:rFonts w:cs="Times New Roman"/>
-        </w:rPr>
-        <w:t xml:space="preserve">) lizards were subjected to the prey detection tests. Two weeks before we started the tests (see below), lizards were moved to the experimental arena (see Fig. 1) for acclimatisation. The arenas were individual plastic containers (41 L x 29.7 W x 22 H cm) with a shelter (9 L x 6 W x 1.5 H cm) on one of the extremes and a water dish in the middle of the arena. Arenas were placed in two rooms on six racks, each with its own CCTV system (device model DVR-HP210475) to record behavioural trials (see details below). The number of lizards per treatment in each rack was counterbalanced to control for any effect of the room or the position of the lizard on the rack. During acclimatisation, lizards were fed with only one cricket per day dusted with calcium and multivitamin, and water was supplied </w:t>
-      </w:r>
-      <w:r>
-        <w:rPr>
-          <w:rFonts w:cs="Times New Roman"/>
-          <w:i/>
-          <w:iCs/>
-        </w:rPr>
-        <w:t>ad libitum</w:t>
-      </w:r>
-      <w:r>
-        <w:rPr>
-          <w:rFonts w:cs="Times New Roman"/>
-        </w:rPr>
-        <w:t xml:space="preserve">. We provided a temperature gradient by means of a heat cord and heat lamps in a 12 h light: 12 h dark cycle. The room temperature was set to between 22-24 ºC. </w:t>
-      </w:r>
-      <w:r>
-        <w:rPr>
-          <w:rFonts w:cs="Times New Roman"/>
-        </w:rPr>
-        <w:t xml:space="preserve">UV light was provided following the same period of the heat lamps. </w:t>
-      </w:r>
-      <w:proofErr w:type="spellStart"/>
-      <w:r>
-        <w:rPr>
-          <w:rFonts w:cs="Times New Roman"/>
-        </w:rPr>
-        <w:t>Two</w:t>
-      </w:r>
-      <w:proofErr w:type="spellEnd"/>
-      <w:r>
-        <w:rPr>
-          <w:rFonts w:cs="Times New Roman"/>
-        </w:rPr>
-        <w:t xml:space="preserve"> months after the tests, animals were euthanised and metabolic function was analysed in various brain regions (see </w:t>
-      </w:r>
-      <w:r>
-        <w:rPr>
-          <w:rFonts w:cs="Times New Roman"/>
-          <w:i/>
-          <w:iCs/>
-        </w:rPr>
-        <w:t>Brain mitochondrial function</w:t>
-      </w:r>
-      <w:r>
-        <w:rPr>
-          <w:rFonts w:cs="Times New Roman"/>
-        </w:rPr>
-        <w:t xml:space="preserve"> below).</w:t>
+        <w:t xml:space="preserve">while in visual trials, the prey item was placed in the front chamber. Holes in both the device and the front sides of the transparent vessel (see </w:t>
+      </w:r>
+      <w:hyperlink w:anchor="fig-Methods">
+        <w:r>
+          <w:rPr>
+            <w:rStyle w:val="Hyperlink"/>
+            <w:rFonts w:ascii="Times New Roman" w:hAnsi="Times New Roman" w:cs="Times New Roman"/>
+          </w:rPr>
+          <w:t>Fig. 1</w:t>
+        </w:r>
+      </w:hyperlink>
+      <w:r>
+        <w:rPr>
+          <w:rFonts w:ascii="Times New Roman" w:hAnsi="Times New Roman" w:cs="Times New Roman"/>
+        </w:rPr>
+        <w:t xml:space="preserve"> B, C) allowed chemical cues to be released; however, these holes were sealed with silicone in the visual trials. To increase the availability of chemical cues, we glued a piece of filter paper (left for at least 8 hours in one of the prey’s enclosures: </w:t>
+      </w:r>
+      <w:r>
+        <w:rPr>
+          <w:rFonts w:ascii="Times New Roman" w:hAnsi="Times New Roman" w:cs="Times New Roman"/>
+          <w:i/>
+          <w:iCs/>
+        </w:rPr>
+        <w:t>A. domestica</w:t>
+      </w:r>
+      <w:r>
+        <w:rPr>
+          <w:rFonts w:ascii="Times New Roman" w:hAnsi="Times New Roman" w:cs="Times New Roman"/>
+        </w:rPr>
+        <w:t xml:space="preserve"> or </w:t>
+      </w:r>
+      <w:r>
+        <w:rPr>
+          <w:rFonts w:ascii="Times New Roman" w:hAnsi="Times New Roman" w:cs="Times New Roman"/>
+          <w:i/>
+          <w:iCs/>
+        </w:rPr>
+        <w:t>T. molitor</w:t>
+      </w:r>
+      <w:r>
+        <w:rPr>
+          <w:rFonts w:ascii="Times New Roman" w:hAnsi="Times New Roman" w:cs="Times New Roman"/>
+        </w:rPr>
+        <w:t xml:space="preserve">) to the device during chemical trials. In visual trials, the filter paper was placed in an empty box for the same duration under identical conditions. In both chemical and visual trials, the prey remained inside the vessel to control for potential acoustic cues. We conducted one test per stimuli and prey familiarity per lizard (i.e. a total of four tests per lizard, see </w:t>
+      </w:r>
+      <w:hyperlink w:anchor="fig-Methods">
+        <w:r>
+          <w:rPr>
+            <w:rStyle w:val="Hyperlink"/>
+            <w:rFonts w:ascii="Times New Roman" w:hAnsi="Times New Roman" w:cs="Times New Roman"/>
+          </w:rPr>
+          <w:t>Fig. 1</w:t>
+        </w:r>
+      </w:hyperlink>
+      <w:r>
+        <w:rPr>
+          <w:rFonts w:ascii="Times New Roman" w:hAnsi="Times New Roman" w:cs="Times New Roman"/>
+        </w:rPr>
+        <w:t xml:space="preserve"> C), leaving 48 hours between the beginning of each test. The order of stimulus and familiarity presentation was counterbalanced across treatments.</w:t>
       </w:r>
     </w:p>
     <w:p>
@@ -1844,7 +2080,7 @@
         <w:rPr>
           <w:rFonts w:ascii="Times New Roman" w:hAnsi="Times New Roman" w:cs="Times New Roman"/>
         </w:rPr>
-        <w:t>To measure prey detection, we presented lizards with chemical and visual stimuli from familiar and unfamiliar prey, then recorded and analysed their behaviour towards each stimulus (</w:t>
+        <w:t xml:space="preserve">Each trial began by placing the experimental device at the side of the arena opposite to the shelter (see arena in </w:t>
       </w:r>
       <w:hyperlink w:anchor="fig-Methods">
         <w:r>
@@ -1859,7 +2095,63 @@
         <w:rPr>
           <w:rFonts w:ascii="Times New Roman" w:hAnsi="Times New Roman" w:cs="Times New Roman"/>
         </w:rPr>
-        <w:t xml:space="preserve"> C), building on similar methods used in other lizards (</w:t>
+        <w:t xml:space="preserve"> A) and removing the water cup and the shelter. We recorded the lizard’s behaviour for approximately one hour. We assessed lizards’ ability to detect each stimulus (‘Detection latency’) by recording the time from when the lizard resumed normal activity (i.e., walking for at least 5 consecutive seconds; T</w:t>
+      </w:r>
+      <w:r>
+        <w:rPr>
+          <w:rFonts w:ascii="Times New Roman" w:hAnsi="Times New Roman" w:cs="Times New Roman"/>
+          <w:vertAlign w:val="subscript"/>
+        </w:rPr>
+        <w:t>0</w:t>
+      </w:r>
+      <w:r>
+        <w:rPr>
+          <w:rFonts w:ascii="Times New Roman" w:hAnsi="Times New Roman" w:cs="Times New Roman"/>
+        </w:rPr>
+        <w:t xml:space="preserve"> in </w:t>
+      </w:r>
+      <w:hyperlink w:anchor="fig-Methods">
+        <w:r>
+          <w:rPr>
+            <w:rStyle w:val="Hyperlink"/>
+            <w:rFonts w:ascii="Times New Roman" w:hAnsi="Times New Roman" w:cs="Times New Roman"/>
+          </w:rPr>
+          <w:t>Fig. 1</w:t>
+        </w:r>
+      </w:hyperlink>
+      <w:r>
+        <w:rPr>
+          <w:rFonts w:ascii="Times New Roman" w:hAnsi="Times New Roman" w:cs="Times New Roman"/>
+        </w:rPr>
+        <w:t xml:space="preserve"> D) until the first interaction with the stimulus (T</w:t>
+      </w:r>
+      <w:r>
+        <w:rPr>
+          <w:rFonts w:ascii="Times New Roman" w:hAnsi="Times New Roman" w:cs="Times New Roman"/>
+          <w:vertAlign w:val="subscript"/>
+        </w:rPr>
+        <w:t>D</w:t>
+      </w:r>
+      <w:r>
+        <w:rPr>
+          <w:rFonts w:ascii="Times New Roman" w:hAnsi="Times New Roman" w:cs="Times New Roman"/>
+        </w:rPr>
+        <w:t xml:space="preserve"> in </w:t>
+      </w:r>
+      <w:hyperlink w:anchor="fig-Methods">
+        <w:r>
+          <w:rPr>
+            <w:rStyle w:val="Hyperlink"/>
+            <w:rFonts w:ascii="Times New Roman" w:hAnsi="Times New Roman" w:cs="Times New Roman"/>
+          </w:rPr>
+          <w:t>Fig. 1</w:t>
+        </w:r>
+      </w:hyperlink>
+      <w:r>
+        <w:rPr>
+          <w:rFonts w:ascii="Times New Roman" w:hAnsi="Times New Roman" w:cs="Times New Roman"/>
+        </w:rPr>
+        <w:t xml:space="preserve"> D). Lizards were considered to have interacted with the object when the lizard touched the front of the vessel or the filter paper with its snout for more than five consecutive seconds. Physical contact with a stimulus has been previously employed as a behavioural indicator of interest (</w:t>
       </w:r>
       <w:hyperlink w:anchor="ref-desfilis2003stimulus">
         <w:r>
@@ -1874,95 +2166,7 @@
         <w:rPr>
           <w:rFonts w:ascii="Times New Roman" w:hAnsi="Times New Roman" w:cs="Times New Roman"/>
         </w:rPr>
-        <w:t xml:space="preserve">; </w:t>
-      </w:r>
-      <w:hyperlink w:anchor="ref-recio_prey_2021">
-        <w:r>
-          <w:rPr>
-            <w:rStyle w:val="Hyperlink"/>
-            <w:rFonts w:ascii="Times New Roman" w:hAnsi="Times New Roman" w:cs="Times New Roman"/>
-          </w:rPr>
-          <w:t>Recio et al., 2021</w:t>
-        </w:r>
-      </w:hyperlink>
-      <w:r>
-        <w:rPr>
-          <w:rFonts w:ascii="Times New Roman" w:hAnsi="Times New Roman" w:cs="Times New Roman"/>
-        </w:rPr>
-        <w:t>). We used living crickets (</w:t>
-      </w:r>
-      <w:r>
-        <w:rPr>
-          <w:rFonts w:ascii="Times New Roman" w:hAnsi="Times New Roman" w:cs="Times New Roman"/>
-          <w:i/>
-          <w:iCs/>
-        </w:rPr>
-        <w:t>A. domestica</w:t>
-      </w:r>
-      <w:r>
-        <w:rPr>
-          <w:rFonts w:ascii="Times New Roman" w:hAnsi="Times New Roman" w:cs="Times New Roman"/>
-        </w:rPr>
-        <w:t>) as the familiar prey and living mealworm larvae (</w:t>
-      </w:r>
-      <w:r>
-        <w:rPr>
-          <w:rFonts w:ascii="Times New Roman" w:hAnsi="Times New Roman" w:cs="Times New Roman"/>
-          <w:i/>
-          <w:iCs/>
-        </w:rPr>
-        <w:t>Tenebrio molitor</w:t>
-      </w:r>
-      <w:r>
-        <w:rPr>
-          <w:rFonts w:ascii="Times New Roman" w:hAnsi="Times New Roman" w:cs="Times New Roman"/>
-        </w:rPr>
-        <w:t>) as the unfamiliar prey. We tested the effects of familiarity with the prey items because previous experience may influence stimuli detection through habituation or sensitisation (</w:t>
-      </w:r>
-      <w:hyperlink w:anchor="ref-burger_effects_1990">
-        <w:r>
-          <w:rPr>
-            <w:rStyle w:val="Hyperlink"/>
-            <w:rFonts w:ascii="Times New Roman" w:hAnsi="Times New Roman" w:cs="Times New Roman"/>
-          </w:rPr>
-          <w:t>Burger, 1990</w:t>
-        </w:r>
-      </w:hyperlink>
-      <w:r>
-        <w:rPr>
-          <w:rFonts w:ascii="Times New Roman" w:hAnsi="Times New Roman" w:cs="Times New Roman"/>
-        </w:rPr>
-        <w:t xml:space="preserve">, </w:t>
-      </w:r>
-      <w:hyperlink w:anchor="ref-burger_effects_1991">
-        <w:r>
-          <w:rPr>
-            <w:rStyle w:val="Hyperlink"/>
-            <w:rFonts w:ascii="Times New Roman" w:hAnsi="Times New Roman" w:cs="Times New Roman"/>
-          </w:rPr>
-          <w:t>1991</w:t>
-        </w:r>
-      </w:hyperlink>
-      <w:r>
-        <w:rPr>
-          <w:rFonts w:ascii="Times New Roman" w:hAnsi="Times New Roman" w:cs="Times New Roman"/>
-        </w:rPr>
-        <w:t xml:space="preserve">; </w:t>
-      </w:r>
-      <w:hyperlink w:anchor="ref-desfilis2003stimulus">
-        <w:r>
-          <w:rPr>
-            <w:rStyle w:val="Hyperlink"/>
-            <w:rFonts w:ascii="Times New Roman" w:hAnsi="Times New Roman" w:cs="Times New Roman"/>
-          </w:rPr>
-          <w:t>Desfilis et al., 2003</w:t>
-        </w:r>
-      </w:hyperlink>
-      <w:r>
-        <w:rPr>
-          <w:rFonts w:ascii="Times New Roman" w:hAnsi="Times New Roman" w:cs="Times New Roman"/>
-        </w:rPr>
-        <w:t>).</w:t>
+        <w:t>). We interpreted latency to interact as active investigation, reflecting the moment at which the stimulus was detected.</w:t>
       </w:r>
     </w:p>
     <w:p>
@@ -1977,7 +2181,35 @@
         <w:rPr>
           <w:rFonts w:ascii="Times New Roman" w:hAnsi="Times New Roman" w:cs="Times New Roman"/>
         </w:rPr>
-        <w:t xml:space="preserve">Each prey item was presented inside a transparent plastic vessel containing a white, two-chambered device (see </w:t>
+        <w:t>To control for potential differences in hunger levels, all lizards were fasted for two days before the experiment, a period considered harmless for this species (</w:t>
+      </w:r>
+      <w:hyperlink w:anchor="ref-young2022physiological">
+        <w:r>
+          <w:rPr>
+            <w:rStyle w:val="Hyperlink"/>
+            <w:rFonts w:ascii="Times New Roman" w:hAnsi="Times New Roman" w:cs="Times New Roman"/>
+          </w:rPr>
+          <w:t>Young et al., 2022</w:t>
+        </w:r>
+      </w:hyperlink>
+      <w:r>
+        <w:rPr>
+          <w:rFonts w:ascii="Times New Roman" w:hAnsi="Times New Roman" w:cs="Times New Roman"/>
+        </w:rPr>
+        <w:t>). After each trial, the lizards were also given a cricket to assess their motivation to forage. The cricket was left in the enclosure for one hour, and we recorded whether the lizard ate it (recorded as 1) or not (recorded as 0). In 23 videos, the camera stopped recording before the end of the motivation test (T</w:t>
+      </w:r>
+      <w:r>
+        <w:rPr>
+          <w:rFonts w:ascii="Times New Roman" w:hAnsi="Times New Roman" w:cs="Times New Roman"/>
+          <w:vertAlign w:val="subscript"/>
+        </w:rPr>
+        <w:t>f</w:t>
+      </w:r>
+      <w:r>
+        <w:rPr>
+          <w:rFonts w:ascii="Times New Roman" w:hAnsi="Times New Roman" w:cs="Times New Roman"/>
+        </w:rPr>
+        <w:t xml:space="preserve"> in </w:t>
       </w:r>
       <w:hyperlink w:anchor="fig-Methods">
         <w:r>
@@ -1992,246 +2224,29 @@
         <w:rPr>
           <w:rFonts w:ascii="Times New Roman" w:hAnsi="Times New Roman" w:cs="Times New Roman"/>
         </w:rPr>
-        <w:t xml:space="preserve"> B) made of polylactic acid (PLA). In chemical trials, the prey item was placed in the closed chamber at the back of the device, making it invisible to the lizard, while in visual trials, the prey item was placed in the front chamber. Holes in both the device and the front sides of the transparent vessel (see </w:t>
-      </w:r>
-      <w:hyperlink w:anchor="fig-Methods">
-        <w:r>
-          <w:rPr>
-            <w:rStyle w:val="Hyperlink"/>
-            <w:rFonts w:ascii="Times New Roman" w:hAnsi="Times New Roman" w:cs="Times New Roman"/>
-          </w:rPr>
-          <w:t>Fig. 1</w:t>
-        </w:r>
-      </w:hyperlink>
-      <w:r>
-        <w:rPr>
-          <w:rFonts w:ascii="Times New Roman" w:hAnsi="Times New Roman" w:cs="Times New Roman"/>
-        </w:rPr>
-        <w:t xml:space="preserve"> B, C) allowed chemical cues to be released; however, these holes were sealed with silicone in the visual trials. To increase the availability of chemical cues, we glued a piece of filter paper (left for at least 8 hours in one of the prey’s enclosures: </w:t>
-      </w:r>
-      <w:r>
-        <w:rPr>
-          <w:rFonts w:ascii="Times New Roman" w:hAnsi="Times New Roman" w:cs="Times New Roman"/>
-          <w:i/>
-          <w:iCs/>
-        </w:rPr>
-        <w:t>A. domestica</w:t>
-      </w:r>
-      <w:r>
-        <w:rPr>
-          <w:rFonts w:ascii="Times New Roman" w:hAnsi="Times New Roman" w:cs="Times New Roman"/>
-        </w:rPr>
-        <w:t xml:space="preserve"> or </w:t>
-      </w:r>
-      <w:r>
-        <w:rPr>
-          <w:rFonts w:ascii="Times New Roman" w:hAnsi="Times New Roman" w:cs="Times New Roman"/>
-          <w:i/>
-          <w:iCs/>
-        </w:rPr>
-        <w:t>T. molitor</w:t>
-      </w:r>
-      <w:r>
-        <w:rPr>
-          <w:rFonts w:ascii="Times New Roman" w:hAnsi="Times New Roman" w:cs="Times New Roman"/>
-        </w:rPr>
-        <w:t xml:space="preserve">) to the device during chemical trials. In visual trials, the </w:t>
+        <w:t xml:space="preserve"> D), so motivation was recorded as NA. We used their performance in the motivation test as a covariate in the analyses (see below).</w:t>
+      </w:r>
+    </w:p>
+    <w:p>
+      <w:pPr>
+        <w:pStyle w:val="BodyText"/>
+        <w:spacing w:line="360" w:lineRule="auto"/>
+        <w:rPr>
+          <w:rFonts w:ascii="Times New Roman" w:hAnsi="Times New Roman" w:cs="Times New Roman"/>
+        </w:rPr>
+      </w:pPr>
+      <w:r>
+        <w:rPr>
+          <w:rFonts w:ascii="Times New Roman" w:hAnsi="Times New Roman" w:cs="Times New Roman"/>
+        </w:rPr>
+        <w:t xml:space="preserve">All trials were conducted between 1100 and 1300 h, when the lizards were most active. To control for potential effects of neophobia, we simulated test conditions for two days prior to the experiment by removing the shelter and water cup and exposing the lizards to the vessel without </w:t>
       </w:r>
       <w:r>
         <w:rPr>
           <w:rFonts w:ascii="Times New Roman" w:hAnsi="Times New Roman" w:cs="Times New Roman"/>
         </w:rPr>
         <w:lastRenderedPageBreak/>
-        <w:t xml:space="preserve">filter paper was placed in an empty box for the same duration under identical conditions. In both chemical and visual trials, the prey remained inside the vessel to control for potential acoustic cues. We conducted one test per stimuli and prey familiarity per lizard (i.e. a total of four tests per lizard, see </w:t>
-      </w:r>
-      <w:hyperlink w:anchor="fig-Methods">
-        <w:r>
-          <w:rPr>
-            <w:rStyle w:val="Hyperlink"/>
-            <w:rFonts w:ascii="Times New Roman" w:hAnsi="Times New Roman" w:cs="Times New Roman"/>
-          </w:rPr>
-          <w:t>Fig. 1</w:t>
-        </w:r>
-      </w:hyperlink>
-      <w:r>
-        <w:rPr>
-          <w:rFonts w:ascii="Times New Roman" w:hAnsi="Times New Roman" w:cs="Times New Roman"/>
-        </w:rPr>
-        <w:t xml:space="preserve"> C), leaving 48 hours between the beginning of each test. The order of stimulus and familiarity presentation was counterbalanced across treatments.</w:t>
-      </w:r>
-    </w:p>
-    <w:p>
-      <w:pPr>
-        <w:pStyle w:val="BodyText"/>
-        <w:spacing w:line="360" w:lineRule="auto"/>
-        <w:rPr>
-          <w:rFonts w:ascii="Times New Roman" w:hAnsi="Times New Roman" w:cs="Times New Roman"/>
-        </w:rPr>
-      </w:pPr>
-      <w:r>
-        <w:rPr>
-          <w:rFonts w:ascii="Times New Roman" w:hAnsi="Times New Roman" w:cs="Times New Roman"/>
-        </w:rPr>
-        <w:t xml:space="preserve">Each trial began by placing the experimental device at the side of the arena opposite to the shelter (see arena in </w:t>
-      </w:r>
-      <w:hyperlink w:anchor="fig-Methods">
-        <w:r>
-          <w:rPr>
-            <w:rStyle w:val="Hyperlink"/>
-            <w:rFonts w:ascii="Times New Roman" w:hAnsi="Times New Roman" w:cs="Times New Roman"/>
-          </w:rPr>
-          <w:t>Fig. 1</w:t>
-        </w:r>
-      </w:hyperlink>
-      <w:r>
-        <w:rPr>
-          <w:rFonts w:ascii="Times New Roman" w:hAnsi="Times New Roman" w:cs="Times New Roman"/>
-        </w:rPr>
-        <w:t xml:space="preserve"> A) and removing the water cup and the shelter. We recorded the lizard’s behaviour for approximately one hour. We assessed lizards’ ability to detect each stimulus (‘Detection latency’) by recording the time from when the lizard resumed normal activity (i.e., walking for at least 5 consecutive seconds; T</w:t>
-      </w:r>
-      <w:r>
-        <w:rPr>
-          <w:rFonts w:ascii="Times New Roman" w:hAnsi="Times New Roman" w:cs="Times New Roman"/>
-          <w:vertAlign w:val="subscript"/>
-        </w:rPr>
-        <w:t>0</w:t>
-      </w:r>
-      <w:r>
-        <w:rPr>
-          <w:rFonts w:ascii="Times New Roman" w:hAnsi="Times New Roman" w:cs="Times New Roman"/>
-        </w:rPr>
-        <w:t xml:space="preserve"> in </w:t>
-      </w:r>
-      <w:hyperlink w:anchor="fig-Methods">
-        <w:r>
-          <w:rPr>
-            <w:rStyle w:val="Hyperlink"/>
-            <w:rFonts w:ascii="Times New Roman" w:hAnsi="Times New Roman" w:cs="Times New Roman"/>
-          </w:rPr>
-          <w:t>Fig. 1</w:t>
-        </w:r>
-      </w:hyperlink>
-      <w:r>
-        <w:rPr>
-          <w:rFonts w:ascii="Times New Roman" w:hAnsi="Times New Roman" w:cs="Times New Roman"/>
-        </w:rPr>
-        <w:t xml:space="preserve"> D) until the first interaction with the stimulus (T</w:t>
-      </w:r>
-      <w:r>
-        <w:rPr>
-          <w:rFonts w:ascii="Times New Roman" w:hAnsi="Times New Roman" w:cs="Times New Roman"/>
-          <w:vertAlign w:val="subscript"/>
-        </w:rPr>
-        <w:t>D</w:t>
-      </w:r>
-      <w:r>
-        <w:rPr>
-          <w:rFonts w:ascii="Times New Roman" w:hAnsi="Times New Roman" w:cs="Times New Roman"/>
-        </w:rPr>
-        <w:t xml:space="preserve"> in </w:t>
-      </w:r>
-      <w:hyperlink w:anchor="fig-Methods">
-        <w:r>
-          <w:rPr>
-            <w:rStyle w:val="Hyperlink"/>
-            <w:rFonts w:ascii="Times New Roman" w:hAnsi="Times New Roman" w:cs="Times New Roman"/>
-          </w:rPr>
-          <w:t>Fig. 1</w:t>
-        </w:r>
-      </w:hyperlink>
-      <w:r>
-        <w:rPr>
-          <w:rFonts w:ascii="Times New Roman" w:hAnsi="Times New Roman" w:cs="Times New Roman"/>
-        </w:rPr>
-        <w:t xml:space="preserve"> D). Lizards were considered to have interacted with the object when the lizard touched the front of the vessel or the filter paper with its snout for more than five consecutive seconds. Physical contact with a stimulus has been previously employed as a behavioural indicator of interest (</w:t>
-      </w:r>
-      <w:hyperlink w:anchor="ref-desfilis2003stimulus">
-        <w:r>
-          <w:rPr>
-            <w:rStyle w:val="Hyperlink"/>
-            <w:rFonts w:ascii="Times New Roman" w:hAnsi="Times New Roman" w:cs="Times New Roman"/>
-          </w:rPr>
-          <w:t>Desfilis et al., 2003</w:t>
-        </w:r>
-      </w:hyperlink>
-      <w:r>
-        <w:rPr>
-          <w:rFonts w:ascii="Times New Roman" w:hAnsi="Times New Roman" w:cs="Times New Roman"/>
-        </w:rPr>
-        <w:t>). We interpreted latency to interact as active investigation, reflecting the moment at which the stimulus was detected.</w:t>
-      </w:r>
-    </w:p>
-    <w:p>
-      <w:pPr>
-        <w:pStyle w:val="BodyText"/>
-        <w:spacing w:line="360" w:lineRule="auto"/>
-        <w:rPr>
-          <w:rFonts w:ascii="Times New Roman" w:hAnsi="Times New Roman" w:cs="Times New Roman"/>
-        </w:rPr>
-      </w:pPr>
-      <w:r>
-        <w:rPr>
-          <w:rFonts w:ascii="Times New Roman" w:hAnsi="Times New Roman" w:cs="Times New Roman"/>
-        </w:rPr>
-        <w:t>To control for potential differences in hunger levels, all lizards were fasted for two days before the experiment, a period considered harmless for this species (</w:t>
-      </w:r>
-      <w:hyperlink w:anchor="ref-young2022physiological">
-        <w:r>
-          <w:rPr>
-            <w:rStyle w:val="Hyperlink"/>
-            <w:rFonts w:ascii="Times New Roman" w:hAnsi="Times New Roman" w:cs="Times New Roman"/>
-          </w:rPr>
-          <w:t>Young et al., 2022</w:t>
-        </w:r>
-      </w:hyperlink>
-      <w:r>
-        <w:rPr>
-          <w:rFonts w:ascii="Times New Roman" w:hAnsi="Times New Roman" w:cs="Times New Roman"/>
-        </w:rPr>
-        <w:t>). After each trial, the lizards were also given a cricket to assess their motivation to forage. The cricket was left in the enclosure for one hour, and we recorded whether the lizard ate it (recorded as 1) or not (recorded as 0). In 23 videos, the camera stopped recording before the end of the motivation test (T</w:t>
-      </w:r>
-      <w:r>
-        <w:rPr>
-          <w:rFonts w:ascii="Times New Roman" w:hAnsi="Times New Roman" w:cs="Times New Roman"/>
-          <w:vertAlign w:val="subscript"/>
-        </w:rPr>
-        <w:t>f</w:t>
-      </w:r>
-      <w:r>
-        <w:rPr>
-          <w:rFonts w:ascii="Times New Roman" w:hAnsi="Times New Roman" w:cs="Times New Roman"/>
-        </w:rPr>
-        <w:t xml:space="preserve"> in </w:t>
-      </w:r>
-      <w:hyperlink w:anchor="fig-Methods">
-        <w:r>
-          <w:rPr>
-            <w:rStyle w:val="Hyperlink"/>
-            <w:rFonts w:ascii="Times New Roman" w:hAnsi="Times New Roman" w:cs="Times New Roman"/>
-          </w:rPr>
-          <w:t>Fig. 1</w:t>
-        </w:r>
-      </w:hyperlink>
-      <w:r>
-        <w:rPr>
-          <w:rFonts w:ascii="Times New Roman" w:hAnsi="Times New Roman" w:cs="Times New Roman"/>
-        </w:rPr>
-        <w:t xml:space="preserve"> D), so motivation was recorded as NA. We used their performance in the motivation test as a covariate in the analyses (see below).</w:t>
-      </w:r>
-    </w:p>
-    <w:p>
-      <w:pPr>
-        <w:pStyle w:val="BodyText"/>
-        <w:spacing w:line="360" w:lineRule="auto"/>
-        <w:rPr>
-          <w:rFonts w:ascii="Times New Roman" w:hAnsi="Times New Roman" w:cs="Times New Roman"/>
-        </w:rPr>
-      </w:pPr>
-      <w:r>
-        <w:rPr>
-          <w:rFonts w:ascii="Times New Roman" w:hAnsi="Times New Roman" w:cs="Times New Roman"/>
-        </w:rPr>
-        <w:t>All trials were conducted between 1100 and 1300 h, when the lizards were most active. To control for potential effects of neophobia, we simulated test conditions for two days prior to the experiment by removing the shelter and water cup and exposing the lizards to the vessel without a stimulus. This simulation lasted for 1 hour at the same time of day as the tests, but no behavior was recorded.</w:t>
+        <w:t>a stimulus. This simulation lasted for 1 hour at the same time of day as the tests, but no behavior was recorded.</w:t>
       </w:r>
     </w:p>
     <w:tbl>
@@ -2264,7 +2279,6 @@
                 <w:rFonts w:ascii="Times New Roman" w:hAnsi="Times New Roman" w:cs="Times New Roman"/>
                 <w:noProof/>
               </w:rPr>
-              <w:lastRenderedPageBreak/>
               <w:drawing>
                 <wp:inline distT="0" distB="0" distL="0" distR="0" wp14:anchorId="3B9EF7C3" wp14:editId="21B5A6E6">
                   <wp:extent cx="5943600" cy="5352150"/>
@@ -2361,6 +2375,7 @@
           <w:rFonts w:ascii="Times New Roman" w:hAnsi="Times New Roman" w:cs="Times New Roman"/>
           <w:color w:val="000000" w:themeColor="text1"/>
         </w:rPr>
+        <w:lastRenderedPageBreak/>
         <w:t>Brain mitochondrial function</w:t>
       </w:r>
     </w:p>
@@ -2384,27 +2399,103 @@
         <w:rPr>
           <w:rFonts w:cs="Times New Roman"/>
         </w:rPr>
-        <w:t xml:space="preserve">: Two months after the completion of the tests, we euthanised lizards using an injectable anaesthetic followed by decapitation. We injected </w:t>
-      </w:r>
-      <w:r>
-        <w:rPr>
-          <w:rFonts w:cs="Times New Roman"/>
+        <w:t xml:space="preserve">: Two months after the completion of the tests, we euthanised lizards using an injectable anaesthetic followed by decapitation. We injected intraperitoneally 10 mg/kg of a 10 mg/mL alfaxan solution and then, after several minutes, we evaluated the lizard’s righting response and pinching reflex in one of the front limbs. Lizards without responses were decapitated with surgical scissors. The procedure lasted between two to five minutes for each lizard. This protocol was approved by the Animal Ethics Committee of </w:t>
+      </w:r>
+      <w:r>
+        <w:rPr>
+          <w:rFonts w:cs="Times New Roman"/>
+        </w:rPr>
+        <w:t>the Australian National University (Protocol number: A2022/33).</w:t>
+      </w:r>
+    </w:p>
+    <w:p>
+      <w:pPr>
+        <w:pStyle w:val="BodyText"/>
+        <w:spacing w:line="360" w:lineRule="auto"/>
+        <w:rPr>
+          <w:rFonts w:ascii="Times New Roman" w:hAnsi="Times New Roman" w:cs="Times New Roman"/>
+        </w:rPr>
+      </w:pPr>
+      <w:r>
+        <w:rPr>
+          <w:rFonts w:ascii="Times New Roman" w:hAnsi="Times New Roman" w:cs="Times New Roman"/>
+        </w:rPr>
+        <w:t>After decapitation, the head was opened and the brain was dissected. We extracted two main regions of the brain, the olfactory bulbs and the optic tecta, as they are associated with chemical and visual detection in lizards (</w:t>
+      </w:r>
+      <w:hyperlink w:anchor="ref-wyneken2007reptilian">
+        <w:r>
+          <w:rPr>
+            <w:rStyle w:val="Hyperlink"/>
+            <w:rFonts w:ascii="Times New Roman" w:hAnsi="Times New Roman" w:cs="Times New Roman"/>
+          </w:rPr>
+          <w:t>Wyneken, 2007</w:t>
+        </w:r>
+      </w:hyperlink>
+      <w:r>
+        <w:rPr>
+          <w:rFonts w:ascii="Times New Roman" w:hAnsi="Times New Roman" w:cs="Times New Roman"/>
+        </w:rPr>
+        <w:t>). Both regions were transferred immediately to 1.5mL centrifuge tubes containing 100µL of 1X phosphate buffered saline (PBS) and homogenised.</w:t>
+      </w:r>
+    </w:p>
+    <w:p>
+      <w:pPr>
+        <w:pStyle w:val="BodyText"/>
+        <w:spacing w:line="360" w:lineRule="auto"/>
+        <w:rPr>
+          <w:rFonts w:ascii="Times New Roman" w:hAnsi="Times New Roman" w:cs="Times New Roman"/>
+        </w:rPr>
+      </w:pPr>
+      <w:r>
+        <w:rPr>
+          <w:rFonts w:ascii="Times New Roman" w:hAnsi="Times New Roman" w:cs="Times New Roman"/>
+        </w:rPr>
+        <w:t>For the olfactory bulbs, the tissue was mechanically homogenised by placing the tissue in the well of a 100 µm mesh filter (pluriStrainer) affixed atop a 1.5 mL centrifuge tube, then mashed with the rubber end of an insulin syringe stopper. The resulting olfactory bulb homogenate was then rinsed through a filter with 1 mL of cold 1X PBS. Optic tecta were mechanically homogenised the same way, but were first enzymatically digested by incubating the tissue in 100µL of 125 U/mL collagenase (type II) for 30 min at 32°C. Homogenates were split among two aliquots: one was used within two hours of collection to measure mitochondrial density, mitochondrial membrane potential—a metric of metabolic capacity (</w:t>
+      </w:r>
+      <w:hyperlink w:anchor="ref-martinez2016tca">
+        <w:r>
+          <w:rPr>
+            <w:rStyle w:val="Hyperlink"/>
+            <w:rFonts w:ascii="Times New Roman" w:hAnsi="Times New Roman" w:cs="Times New Roman"/>
+          </w:rPr>
+          <w:t>Martı́nez-Reyes et al., 2016</w:t>
+        </w:r>
+      </w:hyperlink>
+      <w:r>
+        <w:rPr>
+          <w:rFonts w:ascii="Times New Roman" w:hAnsi="Times New Roman" w:cs="Times New Roman"/>
+        </w:rPr>
+        <w:t>)—and ROS, while the other one was cryopreserved for later measurements of DNA damage and lipid peroxidation. Cryopreservation was made by suspending the homogenates in 1 mL solution of 1% Neutral-Buffered Formalin, 1X Tris-EDTA, and 10% DMSO, then stored at -20 °C until DNA damage and lipid peroxidation assays.</w:t>
+      </w:r>
+    </w:p>
+    <w:p>
+      <w:pPr>
+        <w:pStyle w:val="BodyText"/>
+        <w:spacing w:line="360" w:lineRule="auto"/>
+        <w:rPr>
+          <w:rFonts w:ascii="Times New Roman" w:hAnsi="Times New Roman" w:cs="Times New Roman"/>
+        </w:rPr>
+      </w:pPr>
+      <w:r>
+        <w:rPr>
+          <w:rFonts w:ascii="Times New Roman" w:hAnsi="Times New Roman" w:cs="Times New Roman"/>
+          <w:i/>
+          <w:iCs/>
+        </w:rPr>
+        <w:t>Mitochondrial density, metabolic capacity, and ROS dyes</w:t>
+      </w:r>
+      <w:r>
+        <w:rPr>
+          <w:rFonts w:ascii="Times New Roman" w:hAnsi="Times New Roman" w:cs="Times New Roman"/>
+        </w:rPr>
+        <w:t xml:space="preserve">: Fresh homogenates were stained with 5 µL of a fluorescent probe mix containing equal parts 5 µM MitoTracker Deep Red FM, 2.5 µM MitoTracker Orange CMTMRos, and 50 µM MitoSOX Red to measure mitochondrial density, metabolic capacity, and superoxide (ROS) production, respectively. We also added 10 µg/mL </w:t>
+      </w:r>
+      <w:r>
+        <w:rPr>
+          <w:rFonts w:ascii="Times New Roman" w:hAnsi="Times New Roman" w:cs="Times New Roman"/>
         </w:rPr>
         <w:lastRenderedPageBreak/>
-        <w:t xml:space="preserve">intraperitoneally 10 mg/kg of a 10 mg/mL alfaxan solution and then, after several minutes, we evaluated the lizard’s righting response and pinching reflex in one of the front limbs. Lizards without responses were decapitated with surgical scissors. The procedure lasted between two to five minutes for each lizard. This protocol was approved by the Animal Ethics Committee of </w:t>
-      </w:r>
-      <w:r>
-        <w:rPr>
-          <w:rFonts w:cs="Times New Roman"/>
-          <w:highlight w:val="black"/>
-        </w:rPr>
-        <w:t>the Australian National University (Protocol number: A2022/33)</w:t>
-      </w:r>
-      <w:r>
-        <w:rPr>
-          <w:rFonts w:cs="Times New Roman"/>
-        </w:rPr>
-        <w:t>.</w:t>
+        <w:t>Hoechst 33342 Nuclear Viability Dye to each sample, which we used to distinguish viable cells from debris. Within two hours after dissection, these samples were analysed by flow cytometry (see below).</w:t>
       </w:r>
     </w:p>
     <w:p>
@@ -2418,23 +2509,16 @@
       <w:r>
         <w:rPr>
           <w:rFonts w:ascii="Times New Roman" w:hAnsi="Times New Roman" w:cs="Times New Roman"/>
-        </w:rPr>
-        <w:t>After decapitation, the head was opened and the brain was dissected. We extracted two main regions of the brain, the olfactory bulbs and the optic tecta, as they are associated with chemical and visual detection in lizards (</w:t>
-      </w:r>
-      <w:hyperlink w:anchor="ref-wyneken2007reptilian">
-        <w:r>
-          <w:rPr>
-            <w:rStyle w:val="Hyperlink"/>
-            <w:rFonts w:ascii="Times New Roman" w:hAnsi="Times New Roman" w:cs="Times New Roman"/>
-          </w:rPr>
-          <w:t>Wyneken, 2007</w:t>
-        </w:r>
-      </w:hyperlink>
-      <w:r>
-        <w:rPr>
-          <w:rFonts w:ascii="Times New Roman" w:hAnsi="Times New Roman" w:cs="Times New Roman"/>
-        </w:rPr>
-        <w:t>). Both regions were transferred immediately to 1.5mL centrifuge tubes containing 100µL of 1X phosphate buffered saline (PBS) and homogenised.</w:t>
+          <w:i/>
+          <w:iCs/>
+        </w:rPr>
+        <w:t>DNA damage and lipid peroxidation dyes</w:t>
+      </w:r>
+      <w:r>
+        <w:rPr>
+          <w:rFonts w:ascii="Times New Roman" w:hAnsi="Times New Roman" w:cs="Times New Roman"/>
+        </w:rPr>
+        <w:t>: Assays of DNA damage and lipid peroxidation from cryopreserved samples were performed 61 weeks after sample collection. On the day of the assays, we rapidly thawed frozen samples, centrifuged each sample at 1000 RCF for 10 minutes to pellet cells, then removed the supernatant, and resuspended samples in 1 mL 1X Tris-EDTA. We then centrifuged the samples again and removed the Tris-EDTA, resuspending the samples in 200 µL of 1X PBS containing 10 µg/mL Hoechst 33342 Nuclear Viability Dye (for cell viability) and 100 µM BODIPY 665/676 Lipid Peroxidation Sensor (to measure lipid peroxidation). Following staining, we permeabilised the cell membranes by incubating the samples in 200 µL 1X PBS containing 20 µM digitonin, then stained the samples with 20 µL of 70 µM 8-OHdG Polyclonal Antibody to measure DNA damage. We left the homogenate overnight (~12 hours) at 4 ºC. The following day we counterstained the cells with 20 µL of 100 µg/mL H+G Goat Anti-Rabbit Conjugate Antibody with Alexa-Fluor 488 and analysed the samples in the flow cytometer.</w:t>
       </w:r>
     </w:p>
     <w:p>
@@ -2448,23 +2532,72 @@
       <w:r>
         <w:rPr>
           <w:rFonts w:ascii="Times New Roman" w:hAnsi="Times New Roman" w:cs="Times New Roman"/>
-        </w:rPr>
-        <w:t>For the olfactory bulbs, the tissue was mechanically homogenised by placing the tissue in the well of a 100 µm mesh filter (pluriStrainer) affixed atop a 1.5 mL centrifuge tube, then mashed with the rubber end of an insulin syringe stopper. The resulting olfactory bulb homogenate was then rinsed through a filter with 1 mL of cold 1X PBS. Optic tecta were mechanically homogenised the same way, but were first enzymatically digested by incubating the tissue in 100µL of 125 U/mL collagenase (type II) for 30 min at 32°C. Homogenates were split among two aliquots: one was used within two hours of collection to measure mitochondrial density, mitochondrial membrane potential—a metric of metabolic capacity (</w:t>
-      </w:r>
-      <w:hyperlink w:anchor="ref-martinez2016tca">
-        <w:r>
-          <w:rPr>
-            <w:rStyle w:val="Hyperlink"/>
-            <w:rFonts w:ascii="Times New Roman" w:hAnsi="Times New Roman" w:cs="Times New Roman"/>
-          </w:rPr>
-          <w:t>Martı́nez-Reyes et al., 2016</w:t>
-        </w:r>
-      </w:hyperlink>
-      <w:r>
-        <w:rPr>
-          <w:rFonts w:ascii="Times New Roman" w:hAnsi="Times New Roman" w:cs="Times New Roman"/>
-        </w:rPr>
-        <w:t>)—and ROS, while the other one was cryopreserved for later measurements of DNA damage and lipid peroxidation. Cryopreservation was made by suspending the homogenates in 1 mL solution of 1% Neutral-Buffered Formalin, 1X Tris-EDTA, and 10% DMSO, then stored at -20 °C until DNA damage and lipid peroxidation assays.</w:t>
+          <w:i/>
+          <w:iCs/>
+        </w:rPr>
+        <w:t>Flow Cytometry</w:t>
+      </w:r>
+      <w:r>
+        <w:rPr>
+          <w:rFonts w:ascii="Times New Roman" w:hAnsi="Times New Roman" w:cs="Times New Roman"/>
+        </w:rPr>
+        <w:t xml:space="preserve">: Flow cytometry assays were performed using a Becton Dickson LSRFortessa X-20 flow cytometer with 5 lasers, 20 detectors, and using the default bandpass filters. The detectors and voltage settings used in data acquisition for each were determined during pilot trials and kept consistent throughout the experiment. collected in BD FACSDiva (v.8.1) and was imported into FlowJo (v. 10.1) for processing. For further details on the homogenisation, staining, or flow cytometry assays, see </w:t>
+      </w:r>
+      <w:r>
+        <w:rPr>
+          <w:rFonts w:ascii="Times New Roman" w:hAnsi="Times New Roman" w:cs="Times New Roman"/>
+          <w:i/>
+          <w:iCs/>
+        </w:rPr>
+        <w:t>Methods: flow cytometry</w:t>
+      </w:r>
+      <w:r>
+        <w:rPr>
+          <w:rFonts w:ascii="Times New Roman" w:hAnsi="Times New Roman" w:cs="Times New Roman"/>
+        </w:rPr>
+        <w:t xml:space="preserve"> in </w:t>
+      </w:r>
+      <w:r>
+        <w:rPr>
+          <w:rFonts w:ascii="Times New Roman" w:hAnsi="Times New Roman" w:cs="Times New Roman"/>
+          <w:i/>
+          <w:iCs/>
+        </w:rPr>
+        <w:t>Supplementary Material</w:t>
+      </w:r>
+      <w:r>
+        <w:rPr>
+          <w:rFonts w:ascii="Times New Roman" w:hAnsi="Times New Roman" w:cs="Times New Roman"/>
+        </w:rPr>
+        <w:t xml:space="preserve">. We validated that our homogenates contained neurons in a pilot study using dyes specifically targeting neuronal nuclei (see </w:t>
+      </w:r>
+      <w:r>
+        <w:rPr>
+          <w:rFonts w:ascii="Times New Roman" w:hAnsi="Times New Roman" w:cs="Times New Roman"/>
+          <w:i/>
+          <w:iCs/>
+        </w:rPr>
+        <w:t>Brain validation</w:t>
+      </w:r>
+      <w:r>
+        <w:rPr>
+          <w:rFonts w:ascii="Times New Roman" w:hAnsi="Times New Roman" w:cs="Times New Roman"/>
+        </w:rPr>
+        <w:t xml:space="preserve"> in </w:t>
+      </w:r>
+      <w:r>
+        <w:rPr>
+          <w:rFonts w:ascii="Times New Roman" w:hAnsi="Times New Roman" w:cs="Times New Roman"/>
+          <w:i/>
+          <w:iCs/>
+        </w:rPr>
+        <w:t>Supplementary Material</w:t>
+      </w:r>
+      <w:r>
+        <w:rPr>
+          <w:rFonts w:ascii="Times New Roman" w:hAnsi="Times New Roman" w:cs="Times New Roman"/>
+        </w:rPr>
+        <w:t>). This pilot study also ensured that our gating strategy identified these neurons using flow cytometry.</w:t>
       </w:r>
     </w:p>
     <w:p>
@@ -2478,134 +2611,15 @@
       <w:r>
         <w:rPr>
           <w:rFonts w:ascii="Times New Roman" w:hAnsi="Times New Roman" w:cs="Times New Roman"/>
-          <w:i/>
-          <w:iCs/>
-        </w:rPr>
-        <w:t>Mitochondrial density, metabolic capacity, and ROS dyes</w:t>
-      </w:r>
-      <w:r>
-        <w:rPr>
-          <w:rFonts w:ascii="Times New Roman" w:hAnsi="Times New Roman" w:cs="Times New Roman"/>
-        </w:rPr>
-        <w:t>: Fresh homogenates were stained with 5 µL of a fluorescent probe mix containing equal parts 5 µM MitoTracker Deep Red FM, 2.5 µM MitoTracker Orange CMTMRos, and 50 µM MitoSOX Red to measure mitochondrial density, metabolic capacity, and superoxide (ROS) production, respectively. We also added 10 µg/mL Hoechst 33342 Nuclear Viability Dye to each sample, which we used to distinguish viable cells from debris. Within two hours after dissection, these samples were analysed by flow cytometry (see below).</w:t>
-      </w:r>
-    </w:p>
-    <w:p>
-      <w:pPr>
-        <w:pStyle w:val="BodyText"/>
-        <w:spacing w:line="360" w:lineRule="auto"/>
-        <w:rPr>
-          <w:rFonts w:ascii="Times New Roman" w:hAnsi="Times New Roman" w:cs="Times New Roman"/>
-        </w:rPr>
-      </w:pPr>
-      <w:r>
-        <w:rPr>
-          <w:rFonts w:ascii="Times New Roman" w:hAnsi="Times New Roman" w:cs="Times New Roman"/>
-          <w:i/>
-          <w:iCs/>
+        </w:rPr>
+        <w:t xml:space="preserve">We recorded five physiological variables from our flow cytometry assay: mitochondrial density, metabolic capacity, ROS production, DNA damage, and lipid peroxidation. These variables reflect average per-cell values for each sample, as we calculated the mean fluorescence intensity (MFI) of each cell population as the geometric mean of fluorescence values among all individual cells in the population. Mitochondrial measurements were highly repeatable across duplicates for </w:t>
+      </w:r>
+      <w:r>
+        <w:rPr>
+          <w:rFonts w:ascii="Times New Roman" w:hAnsi="Times New Roman" w:cs="Times New Roman"/>
         </w:rPr>
         <w:lastRenderedPageBreak/>
-        <w:t>DNA damage and lipid peroxidation dyes</w:t>
-      </w:r>
-      <w:r>
-        <w:rPr>
-          <w:rFonts w:ascii="Times New Roman" w:hAnsi="Times New Roman" w:cs="Times New Roman"/>
-        </w:rPr>
-        <w:t>: Assays of DNA damage and lipid peroxidation from cryopreserved samples were performed 61 weeks after sample collection. On the day of the assays, we rapidly thawed frozen samples, centrifuged each sample at 1000 RCF for 10 minutes to pellet cells, then removed the supernatant, and resuspended samples in 1 mL 1X Tris-EDTA. We then centrifuged the samples again and removed the Tris-EDTA, resuspending the samples in 200 µL of 1X PBS containing 10 µg/mL Hoechst 33342 Nuclear Viability Dye (for cell viability) and 100 µM BODIPY 665/676 Lipid Peroxidation Sensor (to measure lipid peroxidation). Following staining, we permeabilised the cell membranes by incubating the samples in 200 µL 1X PBS containing 20 µM digitonin, then stained the samples with 20 µL of 70 µM 8-OHdG Polyclonal Antibody to measure DNA damage. We left the homogenate overnight (~12 hours) at 4 ºC. The following day we counterstained the cells with 20 µL of 100 µg/mL H+G Goat Anti-Rabbit Conjugate Antibody with Alexa-Fluor 488 and analysed the samples in the flow cytometer.</w:t>
-      </w:r>
-    </w:p>
-    <w:p>
-      <w:pPr>
-        <w:pStyle w:val="BodyText"/>
-        <w:spacing w:line="360" w:lineRule="auto"/>
-        <w:rPr>
-          <w:rFonts w:ascii="Times New Roman" w:hAnsi="Times New Roman" w:cs="Times New Roman"/>
-        </w:rPr>
-      </w:pPr>
-      <w:r>
-        <w:rPr>
-          <w:rFonts w:ascii="Times New Roman" w:hAnsi="Times New Roman" w:cs="Times New Roman"/>
-          <w:i/>
-          <w:iCs/>
-        </w:rPr>
-        <w:t>Flow Cytometry</w:t>
-      </w:r>
-      <w:r>
-        <w:rPr>
-          <w:rFonts w:ascii="Times New Roman" w:hAnsi="Times New Roman" w:cs="Times New Roman"/>
-        </w:rPr>
-        <w:t xml:space="preserve">: Flow cytometry assays were performed using a Becton Dickson LSRFortessa X-20 flow cytometer with 5 lasers, 20 detectors, and using the default bandpass filters. The detectors and voltage settings used in data acquisition for each were determined during pilot trials and kept consistent throughout the experiment. collected in BD FACSDiva (v.8.1) and was imported into FlowJo (v. 10.1) for processing. For further details on the homogenisation, staining, or flow cytometry assays, see </w:t>
-      </w:r>
-      <w:r>
-        <w:rPr>
-          <w:rFonts w:ascii="Times New Roman" w:hAnsi="Times New Roman" w:cs="Times New Roman"/>
-          <w:i/>
-          <w:iCs/>
-        </w:rPr>
-        <w:t>Methods: flow cytometry</w:t>
-      </w:r>
-      <w:r>
-        <w:rPr>
-          <w:rFonts w:ascii="Times New Roman" w:hAnsi="Times New Roman" w:cs="Times New Roman"/>
-        </w:rPr>
-        <w:t xml:space="preserve"> in </w:t>
-      </w:r>
-      <w:r>
-        <w:rPr>
-          <w:rFonts w:ascii="Times New Roman" w:hAnsi="Times New Roman" w:cs="Times New Roman"/>
-          <w:i/>
-          <w:iCs/>
-        </w:rPr>
-        <w:t>Supplementary Material</w:t>
-      </w:r>
-      <w:r>
-        <w:rPr>
-          <w:rFonts w:ascii="Times New Roman" w:hAnsi="Times New Roman" w:cs="Times New Roman"/>
-        </w:rPr>
-        <w:t xml:space="preserve">. We validated that our homogenates contained neurons in a pilot study using dyes specifically targeting neuronal nuclei (see </w:t>
-      </w:r>
-      <w:r>
-        <w:rPr>
-          <w:rFonts w:ascii="Times New Roman" w:hAnsi="Times New Roman" w:cs="Times New Roman"/>
-          <w:i/>
-          <w:iCs/>
-        </w:rPr>
-        <w:t>Brain validation</w:t>
-      </w:r>
-      <w:r>
-        <w:rPr>
-          <w:rFonts w:ascii="Times New Roman" w:hAnsi="Times New Roman" w:cs="Times New Roman"/>
-        </w:rPr>
-        <w:t xml:space="preserve"> in </w:t>
-      </w:r>
-      <w:r>
-        <w:rPr>
-          <w:rFonts w:ascii="Times New Roman" w:hAnsi="Times New Roman" w:cs="Times New Roman"/>
-          <w:i/>
-          <w:iCs/>
-        </w:rPr>
-        <w:t>Supplementary Material</w:t>
-      </w:r>
-      <w:r>
-        <w:rPr>
-          <w:rFonts w:ascii="Times New Roman" w:hAnsi="Times New Roman" w:cs="Times New Roman"/>
-        </w:rPr>
-        <w:t>). This pilot study also ensured that our gating strategy identified these neurons using flow cytometry.</w:t>
-      </w:r>
-    </w:p>
-    <w:p>
-      <w:pPr>
-        <w:pStyle w:val="BodyText"/>
-        <w:spacing w:line="360" w:lineRule="auto"/>
-        <w:rPr>
-          <w:rFonts w:ascii="Times New Roman" w:hAnsi="Times New Roman" w:cs="Times New Roman"/>
-        </w:rPr>
-      </w:pPr>
-      <w:r>
-        <w:rPr>
-          <w:rFonts w:ascii="Times New Roman" w:hAnsi="Times New Roman" w:cs="Times New Roman"/>
-        </w:rPr>
-        <w:t xml:space="preserve">We recorded five physiological variables from our flow cytometry assay: mitochondrial density, metabolic capacity, ROS production, DNA damage, and lipid peroxidation. These variables reflect average per-cell values for each sample, as we calculated the mean fluorescence intensity (MFI) of each cell population as the geometric mean of fluorescence values among all individual cells in the population. Mitochondrial measurements were highly repeatable across duplicates for all variables and brain regions (R = 0.315–0.992; </w:t>
+        <w:t xml:space="preserve">all variables and brain regions (R = 0.315–0.992; </w:t>
       </w:r>
       <w:r>
         <w:rPr>
@@ -2643,14 +2657,53 @@
         <w:rPr>
           <w:rFonts w:ascii="Times New Roman" w:hAnsi="Times New Roman" w:cs="Times New Roman"/>
         </w:rPr>
-        <w:t xml:space="preserve">), indicating that the flow cytometry measurements were consistent and reliable. In addition, to assess how early environmental conditions may influence mitochondrial function at the organelle </w:t>
-      </w:r>
-      <w:r>
-        <w:rPr>
-          <w:rFonts w:ascii="Times New Roman" w:hAnsi="Times New Roman" w:cs="Times New Roman"/>
-        </w:rPr>
-        <w:lastRenderedPageBreak/>
-        <w:t>level, we created two additional response variables by dividing metabolic capacity and ROS production by mitochondrial density. This procedure assumes that mitochondrial density serves as a proxy for the number of mitochondria per cell, and the derived variables provide an estimate of the average activity per mitochondrion, therefore allowing us to assess mitochondrial-specific responses to early-life conditions. However, we report also the results for metabolic capacity and ROS production alone to understand the effects of early-life condition on metabolic function at the cell level.</w:t>
+        <w:t>), indicating that the flow cytometry measurements were consistent and reliable. In addition, to assess how early environmental conditions may influence mitochondrial function at the organelle level, we created two additional response variables by dividing metabolic capacity and ROS production by mitochondrial density. This procedure assumes that mitochondrial density serves as a proxy for the number of mitochondria per cell, and the derived variables provide an estimate of the average activity per mitochondrion, therefore allowing us to assess mitochondrial-specific responses to early-life conditions. However, we report also the results for metabolic capacity and ROS production alone to understand the effects of early-life condition on metabolic function at the cell level.</w:t>
+      </w:r>
+    </w:p>
+    <w:p>
+      <w:pPr>
+        <w:pStyle w:val="Heading4"/>
+        <w:spacing w:before="0" w:line="360" w:lineRule="auto"/>
+        <w:rPr>
+          <w:rFonts w:ascii="Times New Roman" w:hAnsi="Times New Roman" w:cs="Times New Roman"/>
+          <w:color w:val="000000" w:themeColor="text1"/>
+        </w:rPr>
+      </w:pPr>
+      <w:r>
+        <w:rPr>
+          <w:rFonts w:ascii="Times New Roman" w:hAnsi="Times New Roman" w:cs="Times New Roman"/>
+          <w:color w:val="000000" w:themeColor="text1"/>
+        </w:rPr>
+        <w:t>Ethical statement</w:t>
+      </w:r>
+    </w:p>
+    <w:p>
+      <w:pPr>
+        <w:pStyle w:val="BodyText"/>
+        <w:spacing w:line="360" w:lineRule="auto"/>
+        <w:rPr>
+          <w:rFonts w:ascii="Times New Roman" w:hAnsi="Times New Roman" w:cs="Times New Roman"/>
+        </w:rPr>
+      </w:pPr>
+      <w:r>
+        <w:rPr>
+          <w:rFonts w:ascii="Times New Roman" w:hAnsi="Times New Roman" w:cs="Times New Roman"/>
+        </w:rPr>
+        <w:t xml:space="preserve">Both the breeding animals and the experimental lizards were provided humane laboratory housing, with thermoregulatory opportunities, light (UV and heat) and moderate levels of humidity. Euthanasia was performed by intraperitoneal injection of a 10 mg/kg of a 10 mg/mL </w:t>
+      </w:r>
+      <w:proofErr w:type="spellStart"/>
+      <w:r>
+        <w:rPr>
+          <w:rFonts w:ascii="Times New Roman" w:hAnsi="Times New Roman" w:cs="Times New Roman"/>
+        </w:rPr>
+        <w:t>alfaxan</w:t>
+      </w:r>
+      <w:proofErr w:type="spellEnd"/>
+      <w:r>
+        <w:rPr>
+          <w:rFonts w:ascii="Times New Roman" w:hAnsi="Times New Roman" w:cs="Times New Roman"/>
+        </w:rPr>
+        <w:t xml:space="preserve"> solution (a potent anesthetic) followed by decapitation. We monitored the animals to ensure there was no irritation from the agent as indicated by distressed animals. Before disposing of the lizard, we confirmed the absence of righting response and pinching reflex in one of the front limbs. All the protocols complied with Australian law and were approved by the Australian National University Animal Experimentation Ethics Committee (A2022/33).</w:t>
       </w:r>
     </w:p>
     <w:p>
@@ -2902,7 +2955,14 @@
         <w:rPr>
           <w:rFonts w:cs="Times New Roman"/>
         </w:rPr>
-        <w:t>To investigate the effects of prenatal conditions on mitochondrial function and prey detection, we performed the analyses for each brain region/stimulus and each variable separately, running a total of 16 different models. For every model, we first fit a set of preliminary models where we included the hormone (CORT versus Control), temperature (Cold versus Hot), and their interaction. These models also included the sex and age of the lizards at the time where the trials started (for detection latency) or when the lizards were euthanised (for all mitochondrial-related variables). For detection latency, we also included previous experience with the prey (familiar versus unknown), their performance on the motivation test [if they ate the cricket (1), or not (0)], and the interaction between CORT and motivation as fixed effects. We included the interaction between CORT and motivation because CORT can impact appetite (</w:t>
+        <w:t xml:space="preserve">To investigate the effects of prenatal conditions on mitochondrial function and prey detection, we performed the analyses for each brain region/stimulus and each variable separately, running a total of 16 different models. For every model, we first fit a set of preliminary models where we included the hormone (CORT versus Control), temperature (Cold versus Hot), and their </w:t>
+      </w:r>
+      <w:r>
+        <w:rPr>
+          <w:rFonts w:cs="Times New Roman"/>
+        </w:rPr>
+        <w:lastRenderedPageBreak/>
+        <w:t>interaction. These models also included the sex and age of the lizards at the time where the trials started (for detection latency) or when the lizards were euthanised (for all mitochondrial-related variables). For detection latency, we also included previous experience with the prey (familiar versus unknown), their performance on the motivation test [if they ate the cricket (1), or not (0)], and the interaction between CORT and motivation as fixed effects. We included the interaction between CORT and motivation because CORT can impact appetite (</w:t>
       </w:r>
       <w:hyperlink w:anchor="ref-conde2018stress">
         <w:r>
@@ -2997,147 +3057,147 @@
         <w:rPr>
           <w:rFonts w:cs="Times New Roman"/>
         </w:rPr>
-        <w:t xml:space="preserve">. After the preliminary models, we simplified models by excluding some of the factors that were not significant. However, we always included the main </w:t>
-      </w:r>
-      <w:r>
-        <w:rPr>
-          <w:rFonts w:cs="Times New Roman"/>
+        <w:t>. After the preliminary models, we simplified models by excluding some of the factors that were not significant. However, we always included the main interest factors: CORT, temperature and their interaction. Random factors remain the same for the final models. All the response variables were mean centered and standardized by dividing by two times the standard deviation (</w:t>
+      </w:r>
+      <w:hyperlink w:anchor="ref-gelman2008scaling">
+        <w:r>
+          <w:rPr>
+            <w:rStyle w:val="Hyperlink"/>
+            <w:rFonts w:cs="Times New Roman"/>
+          </w:rPr>
+          <w:t>Gelman, 2008</w:t>
+        </w:r>
+      </w:hyperlink>
+      <w:r>
+        <w:rPr>
+          <w:rFonts w:cs="Times New Roman"/>
+        </w:rPr>
+        <w:t>). Before standardization, mitochondrial density, DNA damage, lipid peroxidation, and detection latency were log-transformed.</w:t>
+      </w:r>
+    </w:p>
+    <w:p>
+      <w:pPr>
+        <w:pStyle w:val="BodyText"/>
+        <w:spacing w:line="360" w:lineRule="auto"/>
+        <w:rPr>
+          <w:rFonts w:ascii="Times New Roman" w:hAnsi="Times New Roman" w:cs="Times New Roman"/>
+        </w:rPr>
+      </w:pPr>
+      <w:r>
+        <w:rPr>
+          <w:rFonts w:ascii="Times New Roman" w:hAnsi="Times New Roman" w:cs="Times New Roman"/>
+        </w:rPr>
+        <w:t xml:space="preserve">All models were fit using using the package </w:t>
+      </w:r>
+      <w:r>
+        <w:rPr>
+          <w:rFonts w:ascii="Times New Roman" w:hAnsi="Times New Roman" w:cs="Times New Roman"/>
+          <w:i/>
+          <w:iCs/>
+        </w:rPr>
+        <w:t>brms</w:t>
+      </w:r>
+      <w:r>
+        <w:rPr>
+          <w:rFonts w:ascii="Times New Roman" w:hAnsi="Times New Roman" w:cs="Times New Roman"/>
+        </w:rPr>
+        <w:t xml:space="preserve"> in Stan (</w:t>
+      </w:r>
+      <w:hyperlink w:anchor="ref-stan">
+        <w:r>
+          <w:rPr>
+            <w:rStyle w:val="Hyperlink"/>
+            <w:rFonts w:ascii="Times New Roman" w:hAnsi="Times New Roman" w:cs="Times New Roman"/>
+          </w:rPr>
+          <w:t>Stan Development Team, 2024</w:t>
+        </w:r>
+      </w:hyperlink>
+      <w:r>
+        <w:rPr>
+          <w:rFonts w:ascii="Times New Roman" w:hAnsi="Times New Roman" w:cs="Times New Roman"/>
+        </w:rPr>
+        <w:t>) in R (version 4.4. 0) (</w:t>
+      </w:r>
+      <w:hyperlink w:anchor="ref-R">
+        <w:r>
+          <w:rPr>
+            <w:rStyle w:val="Hyperlink"/>
+            <w:rFonts w:ascii="Times New Roman" w:hAnsi="Times New Roman" w:cs="Times New Roman"/>
+          </w:rPr>
+          <w:t>R Core Team, 2021</w:t>
+        </w:r>
+      </w:hyperlink>
+      <w:r>
+        <w:rPr>
+          <w:rFonts w:ascii="Times New Roman" w:hAnsi="Times New Roman" w:cs="Times New Roman"/>
+        </w:rPr>
+        <w:t>). We chose a Bayesian framework because it provides more reliable parameter estimates and direct probability estimates about effects, and because it allows simultaneous estimation of all Structural Equation Modelling (SEM) paths (see below) with full uncertainty propagation. The error structure was modelled assuming a Gaussian distribution for all variables. We ran four parallel MCMC chains of 8000 iterations for each model, with a warmup period of 2000 iterations. To test for differences between treatments, we made contrasts between treatments using the posterior distribution of relevant parameters. Significance was assessed by using the posterior distributions of parameter estimates and contrasts to test whether were they different from zero (</w:t>
+      </w:r>
+      <w:hyperlink w:anchor="ref-endo2019introduction">
+        <w:r>
+          <w:rPr>
+            <w:rStyle w:val="Hyperlink"/>
+            <w:rFonts w:ascii="Times New Roman" w:hAnsi="Times New Roman" w:cs="Times New Roman"/>
+          </w:rPr>
+          <w:t>Endo et al., 2019</w:t>
+        </w:r>
+      </w:hyperlink>
+      <w:r>
+        <w:rPr>
+          <w:rFonts w:ascii="Times New Roman" w:hAnsi="Times New Roman" w:cs="Times New Roman"/>
+        </w:rPr>
+        <w:t>). We considered an effect statistically significant if pMCMC &lt; 0.05.</w:t>
+      </w:r>
+    </w:p>
+    <w:p>
+      <w:pPr>
+        <w:pStyle w:val="BodyText"/>
+        <w:spacing w:line="360" w:lineRule="auto"/>
+        <w:rPr>
+          <w:rFonts w:ascii="Times New Roman" w:hAnsi="Times New Roman" w:cs="Times New Roman"/>
+        </w:rPr>
+      </w:pPr>
+      <w:r>
+        <w:rPr>
+          <w:rFonts w:ascii="Times New Roman" w:hAnsi="Times New Roman" w:cs="Times New Roman"/>
+        </w:rPr>
+        <w:t xml:space="preserve">To further explore the relationships between mitochondrial physiology and detection latency, we used a SEM approach. We fit a multivariate </w:t>
+      </w:r>
+      <w:r>
+        <w:rPr>
+          <w:rFonts w:ascii="Times New Roman" w:hAnsi="Times New Roman" w:cs="Times New Roman"/>
+          <w:i/>
+          <w:iCs/>
+        </w:rPr>
+        <w:t>brms</w:t>
+      </w:r>
+      <w:r>
+        <w:rPr>
+          <w:rFonts w:ascii="Times New Roman" w:hAnsi="Times New Roman" w:cs="Times New Roman"/>
+        </w:rPr>
+        <w:t xml:space="preserve"> in stan (</w:t>
+      </w:r>
+      <w:hyperlink w:anchor="ref-stan">
+        <w:r>
+          <w:rPr>
+            <w:rStyle w:val="Hyperlink"/>
+            <w:rFonts w:ascii="Times New Roman" w:hAnsi="Times New Roman" w:cs="Times New Roman"/>
+          </w:rPr>
+          <w:t>Stan Development Team, 2024</w:t>
+        </w:r>
+      </w:hyperlink>
+      <w:r>
+        <w:rPr>
+          <w:rFonts w:ascii="Times New Roman" w:hAnsi="Times New Roman" w:cs="Times New Roman"/>
+        </w:rPr>
+        <w:t xml:space="preserve">) in R </w:t>
+      </w:r>
+      <w:r>
+        <w:rPr>
+          <w:rFonts w:ascii="Times New Roman" w:hAnsi="Times New Roman" w:cs="Times New Roman"/>
         </w:rPr>
         <w:lastRenderedPageBreak/>
-        <w:t>interest factors: CORT, temperature and their interaction. Random factors remain the same for the final models. All the response variables were mean centered and standardized by dividing by two times the standard deviation (</w:t>
-      </w:r>
-      <w:hyperlink w:anchor="ref-gelman2008scaling">
-        <w:r>
-          <w:rPr>
-            <w:rStyle w:val="Hyperlink"/>
-            <w:rFonts w:cs="Times New Roman"/>
-          </w:rPr>
-          <w:t>Gelman, 2008</w:t>
-        </w:r>
-      </w:hyperlink>
-      <w:r>
-        <w:rPr>
-          <w:rFonts w:cs="Times New Roman"/>
-        </w:rPr>
-        <w:t>). Before standardization, mitochondrial density, DNA damage, lipid peroxidation, and detection latency were log-transformed.</w:t>
-      </w:r>
-    </w:p>
-    <w:p>
-      <w:pPr>
-        <w:pStyle w:val="BodyText"/>
-        <w:spacing w:line="360" w:lineRule="auto"/>
-        <w:rPr>
-          <w:rFonts w:ascii="Times New Roman" w:hAnsi="Times New Roman" w:cs="Times New Roman"/>
-        </w:rPr>
-      </w:pPr>
-      <w:r>
-        <w:rPr>
-          <w:rFonts w:ascii="Times New Roman" w:hAnsi="Times New Roman" w:cs="Times New Roman"/>
-        </w:rPr>
-        <w:t xml:space="preserve">All models were fit using using the package </w:t>
-      </w:r>
-      <w:r>
-        <w:rPr>
-          <w:rFonts w:ascii="Times New Roman" w:hAnsi="Times New Roman" w:cs="Times New Roman"/>
-          <w:i/>
-          <w:iCs/>
-        </w:rPr>
-        <w:t>brms</w:t>
-      </w:r>
-      <w:r>
-        <w:rPr>
-          <w:rFonts w:ascii="Times New Roman" w:hAnsi="Times New Roman" w:cs="Times New Roman"/>
-        </w:rPr>
-        <w:t xml:space="preserve"> in Stan (</w:t>
-      </w:r>
-      <w:hyperlink w:anchor="ref-stan">
-        <w:r>
-          <w:rPr>
-            <w:rStyle w:val="Hyperlink"/>
-            <w:rFonts w:ascii="Times New Roman" w:hAnsi="Times New Roman" w:cs="Times New Roman"/>
-          </w:rPr>
-          <w:t>Stan Development Team, 2024</w:t>
-        </w:r>
-      </w:hyperlink>
-      <w:r>
-        <w:rPr>
-          <w:rFonts w:ascii="Times New Roman" w:hAnsi="Times New Roman" w:cs="Times New Roman"/>
-        </w:rPr>
-        <w:t>) in R (version 4.4. 0) (</w:t>
-      </w:r>
-      <w:hyperlink w:anchor="ref-R">
-        <w:r>
-          <w:rPr>
-            <w:rStyle w:val="Hyperlink"/>
-            <w:rFonts w:ascii="Times New Roman" w:hAnsi="Times New Roman" w:cs="Times New Roman"/>
-          </w:rPr>
-          <w:t>R Core Team, 2021</w:t>
-        </w:r>
-      </w:hyperlink>
-      <w:r>
-        <w:rPr>
-          <w:rFonts w:ascii="Times New Roman" w:hAnsi="Times New Roman" w:cs="Times New Roman"/>
-        </w:rPr>
-        <w:t>). We chose a Bayesian framework because it provides more reliable parameter estimates and direct probability estimates about effects, and because it allows simultaneous estimation of all Structural Equation Modelling (SEM) paths (see below) with full uncertainty propagation. The error structure was modelled assuming a Gaussian distribution for all variables. We ran four parallel MCMC chains of 8000 iterations for each model, with a warmup period of 2000 iterations. To test for differences between treatments, we made contrasts between treatments using the posterior distribution of relevant parameters. Significance was assessed by using the posterior distributions of parameter estimates and contrasts to test whether were they different from zero (</w:t>
-      </w:r>
-      <w:hyperlink w:anchor="ref-endo2019introduction">
-        <w:r>
-          <w:rPr>
-            <w:rStyle w:val="Hyperlink"/>
-            <w:rFonts w:ascii="Times New Roman" w:hAnsi="Times New Roman" w:cs="Times New Roman"/>
-          </w:rPr>
-          <w:t>Endo et al., 2019</w:t>
-        </w:r>
-      </w:hyperlink>
-      <w:r>
-        <w:rPr>
-          <w:rFonts w:ascii="Times New Roman" w:hAnsi="Times New Roman" w:cs="Times New Roman"/>
-        </w:rPr>
-        <w:t>). We considered an effect statistically significant if pMCMC &lt; 0.05.</w:t>
-      </w:r>
-    </w:p>
-    <w:p>
-      <w:pPr>
-        <w:pStyle w:val="BodyText"/>
-        <w:spacing w:line="360" w:lineRule="auto"/>
-        <w:rPr>
-          <w:rFonts w:ascii="Times New Roman" w:hAnsi="Times New Roman" w:cs="Times New Roman"/>
-        </w:rPr>
-      </w:pPr>
-      <w:r>
-        <w:rPr>
-          <w:rFonts w:ascii="Times New Roman" w:hAnsi="Times New Roman" w:cs="Times New Roman"/>
-        </w:rPr>
-        <w:t xml:space="preserve">To further explore the relationships between mitochondrial physiology and detection latency, we used a SEM approach. We fit a multivariate </w:t>
-      </w:r>
-      <w:r>
-        <w:rPr>
-          <w:rFonts w:ascii="Times New Roman" w:hAnsi="Times New Roman" w:cs="Times New Roman"/>
-          <w:i/>
-          <w:iCs/>
-        </w:rPr>
-        <w:t>brms</w:t>
-      </w:r>
-      <w:r>
-        <w:rPr>
-          <w:rFonts w:ascii="Times New Roman" w:hAnsi="Times New Roman" w:cs="Times New Roman"/>
-        </w:rPr>
-        <w:t xml:space="preserve"> in stan (</w:t>
-      </w:r>
-      <w:hyperlink w:anchor="ref-stan">
-        <w:r>
-          <w:rPr>
-            <w:rStyle w:val="Hyperlink"/>
-            <w:rFonts w:ascii="Times New Roman" w:hAnsi="Times New Roman" w:cs="Times New Roman"/>
-          </w:rPr>
-          <w:t>Stan Development Team, 2024</w:t>
-        </w:r>
-      </w:hyperlink>
-      <w:r>
-        <w:rPr>
-          <w:rFonts w:ascii="Times New Roman" w:hAnsi="Times New Roman" w:cs="Times New Roman"/>
-        </w:rPr>
-        <w:t>) in R (version 4.4.0) (</w:t>
+        <w:t>(version 4.4.0) (</w:t>
       </w:r>
       <w:hyperlink w:anchor="ref-R">
         <w:r>
@@ -3258,7 +3318,6 @@
         <w:rPr>
           <w:rFonts w:cs="Times New Roman"/>
         </w:rPr>
-        <w:lastRenderedPageBreak/>
         <w:t>Results</w:t>
       </w:r>
     </w:p>
@@ -3582,7 +3641,6 @@
           <w:i/>
           <w:iCs/>
         </w:rPr>
-        <w:lastRenderedPageBreak/>
         <w:t>Optic tecta</w:t>
       </w:r>
       <w:r>
@@ -4020,7 +4078,6 @@
           <w:rFonts w:ascii="Times New Roman" w:hAnsi="Times New Roman" w:cs="Times New Roman"/>
           <w:color w:val="000000" w:themeColor="text1"/>
         </w:rPr>
-        <w:lastRenderedPageBreak/>
         <w:t>Do prenatal CORT and incubation temperature affect prey detection?</w:t>
       </w:r>
     </w:p>
@@ -4641,7 +4698,6 @@
         <w:rPr>
           <w:rFonts w:cs="Times New Roman"/>
         </w:rPr>
-        <w:lastRenderedPageBreak/>
         <w:t>Discussion</w:t>
       </w:r>
     </w:p>

--- a/FuncEcol/03_final submission/Manuscript.docx
+++ b/FuncEcol/03_final submission/Manuscript.docx
@@ -150,13 +150,7 @@
         <w:pStyle w:val="BodyText"/>
       </w:pPr>
       <w:r>
-        <w:t xml:space="preserve">Cognition, Corticosterone, Incubation temperature, Mitochondria, </w:t>
-      </w:r>
-      <w:r>
-        <w:t xml:space="preserve">Prey detection, </w:t>
-      </w:r>
-      <w:r>
-        <w:t>Reptiles</w:t>
+        <w:t>Cognition, Corticosterone, Incubation temperature, Mitochondria, Prey detection, Reptiles</w:t>
       </w:r>
     </w:p>
     <w:p>
@@ -3641,6 +3635,7 @@
           <w:i/>
           <w:iCs/>
         </w:rPr>
+        <w:lastRenderedPageBreak/>
         <w:t>Optic tecta</w:t>
       </w:r>
       <w:r>
@@ -4078,6 +4073,7 @@
           <w:rFonts w:ascii="Times New Roman" w:hAnsi="Times New Roman" w:cs="Times New Roman"/>
           <w:color w:val="000000" w:themeColor="text1"/>
         </w:rPr>
+        <w:lastRenderedPageBreak/>
         <w:t>Do prenatal CORT and incubation temperature affect prey detection?</w:t>
       </w:r>
     </w:p>
@@ -4698,6 +4694,7 @@
         <w:rPr>
           <w:rFonts w:cs="Times New Roman"/>
         </w:rPr>
+        <w:lastRenderedPageBreak/>
         <w:t>Discussion</w:t>
       </w:r>
     </w:p>
@@ -8269,6 +8266,51 @@
           <w:rFonts w:ascii="Times New Roman" w:hAnsi="Times New Roman" w:cs="Times New Roman"/>
         </w:rPr>
       </w:pPr>
+      <w:r>
+        <w:rPr>
+          <w:rFonts w:ascii="Times New Roman" w:hAnsi="Times New Roman" w:cs="Times New Roman"/>
+        </w:rPr>
+        <w:t xml:space="preserve">Recio, P., Leibold, D. C., Crino, O. L., Friesen, C. R., &amp; Noble, D. W. A. (2026). The effect of prenatal environment on brain mitochondrial function and prey detection in a lizard (Version </w:t>
+      </w:r>
+      <w:proofErr w:type="spellStart"/>
+      <w:r>
+        <w:rPr>
+          <w:rFonts w:ascii="Times New Roman" w:hAnsi="Times New Roman" w:cs="Times New Roman"/>
+        </w:rPr>
+        <w:t>PreyD</w:t>
+      </w:r>
+      <w:proofErr w:type="spellEnd"/>
+      <w:r>
+        <w:rPr>
+          <w:rFonts w:ascii="Times New Roman" w:hAnsi="Times New Roman" w:cs="Times New Roman"/>
+        </w:rPr>
+        <w:t xml:space="preserve">) [Computer software]. </w:t>
+      </w:r>
+      <w:proofErr w:type="spellStart"/>
+      <w:r>
+        <w:rPr>
+          <w:rFonts w:ascii="Times New Roman" w:hAnsi="Times New Roman" w:cs="Times New Roman"/>
+          <w:i/>
+          <w:iCs/>
+        </w:rPr>
+        <w:t>Zenodo</w:t>
+      </w:r>
+      <w:proofErr w:type="spellEnd"/>
+      <w:r>
+        <w:rPr>
+          <w:rFonts w:ascii="Times New Roman" w:hAnsi="Times New Roman" w:cs="Times New Roman"/>
+        </w:rPr>
+        <w:t>. https://doi.org/10.5281/zenodo.22934882</w:t>
+      </w:r>
+    </w:p>
+    <w:p>
+      <w:pPr>
+        <w:pStyle w:val="Bibliography"/>
+        <w:spacing w:line="360" w:lineRule="auto"/>
+        <w:rPr>
+          <w:rFonts w:ascii="Times New Roman" w:hAnsi="Times New Roman" w:cs="Times New Roman"/>
+        </w:rPr>
+      </w:pPr>
       <w:bookmarkStart w:id="72" w:name="ref-recio_prey_2021"/>
       <w:bookmarkEnd w:id="71"/>
       <w:r>
@@ -8329,6 +8371,7 @@
         <w:rPr>
           <w:rFonts w:ascii="Times New Roman" w:hAnsi="Times New Roman" w:cs="Times New Roman"/>
         </w:rPr>
+        <w:lastRenderedPageBreak/>
         <w:t xml:space="preserve">Recio, P., Rodrı́guez-Ruiz, G., Sannolo, M., Cuervo, J. J., López, P., &amp; Martı́n, J. (2023). Conspecific scent marks may influence underground site selection by a fossorial reptile. </w:t>
       </w:r>
       <w:r>
@@ -8374,14 +8417,7 @@
         <w:rPr>
           <w:rFonts w:ascii="Times New Roman" w:hAnsi="Times New Roman" w:cs="Times New Roman"/>
         </w:rPr>
-        <w:t xml:space="preserve">Rice, M., Forman, R., Chen, B., Avshalumov, M., Cragg, S., &amp; Drew, K. (2002). Brain antioxidant regulation in mammals and anoxia-tolerant reptiles: Balanced for neuroprotection </w:t>
-      </w:r>
-      <w:r>
-        <w:rPr>
-          <w:rFonts w:ascii="Times New Roman" w:hAnsi="Times New Roman" w:cs="Times New Roman"/>
-        </w:rPr>
-        <w:lastRenderedPageBreak/>
-        <w:t xml:space="preserve">and neuromodulation. </w:t>
+        <w:t xml:space="preserve">Rice, M., Forman, R., Chen, B., Avshalumov, M., Cragg, S., &amp; Drew, K. (2002). Brain antioxidant regulation in mammals and anoxia-tolerant reptiles: Balanced for neuroprotection and neuromodulation. </w:t>
       </w:r>
       <w:r>
         <w:rPr>
@@ -8739,6 +8775,7 @@
         <w:rPr>
           <w:rFonts w:ascii="Times New Roman" w:hAnsi="Times New Roman" w:cs="Times New Roman"/>
         </w:rPr>
+        <w:lastRenderedPageBreak/>
         <w:t xml:space="preserve">Tang, Z., Chen, B., &amp; Niu, C. (2021). Antioxidant defense response during hibernation and arousal in chinese soft-shelled turtle pelodiscus sinensis juveniles. </w:t>
       </w:r>
       <w:r>
@@ -8829,7 +8866,6 @@
         <w:rPr>
           <w:rFonts w:ascii="Times New Roman" w:hAnsi="Times New Roman" w:cs="Times New Roman"/>
         </w:rPr>
-        <w:lastRenderedPageBreak/>
         <w:t xml:space="preserve">Treidel, L., Carter, A., &amp; Bowden, R. (2016). Temperature experienced during incubation affects antioxidant capacity but not oxidative damage in hatchling red-eared slider turtles (trachemys scripta elegans). </w:t>
       </w:r>
       <w:r>
